--- a/docs/manuals/dm/DM01-文件庫.docx
+++ b/docs/manuals/dm/DM01-文件庫.docx
@@ -7,6 +7,8 @@
         <w:spacing w:after="0"/>
         <w:jc w:val="center"/>
       </w:pPr>
+      <w:bookmarkStart w:id="0" w:name="_GoBack"/>
+      <w:bookmarkEnd w:id="0"/>
     </w:p>
     <w:p>
       <w:pPr>
@@ -155,7 +157,13 @@
         <w:rPr>
           <w:sz w:val="44"/>
         </w:rPr>
-        <w:t>DM01 文件庫</w:t>
+        <w:t xml:space="preserve">DM01 </w:t>
+      </w:r>
+      <w:r>
+        <w:rPr>
+          <w:sz w:val="44"/>
+        </w:rPr>
+        <w:t>文件庫</w:t>
       </w:r>
     </w:p>
     <w:p>
@@ -191,20 +199,26 @@
     <w:tbl>
       <w:tblPr>
         <w:tblStyle w:val="aff2"/>
-        <w:tblW w:type="auto" w:w="0"/>
+        <w:tblW w:w="0" w:type="auto"/>
         <w:jc w:val="center"/>
-        <w:tblLook w:firstColumn="1" w:firstRow="1" w:lastColumn="0" w:lastRow="0" w:noHBand="0" w:noVBand="1" w:val="04A0"/>
+        <w:tblLook w:val="04A0" w:firstRow="1" w:lastRow="0" w:firstColumn="1" w:lastColumn="0" w:noHBand="0" w:noVBand="1"/>
       </w:tblPr>
       <w:tblGrid>
-        <w:gridCol w:w="4680"/>
-        <w:gridCol w:w="4680"/>
+        <w:gridCol w:w="2160"/>
+        <w:gridCol w:w="3600"/>
       </w:tblGrid>
       <w:tr>
+        <w:trPr>
+          <w:jc w:val="center"/>
+        </w:trPr>
         <w:tc>
           <w:tcPr>
-            <w:tcW w:type="dxa" w:w="2160"/>
+            <w:tcW w:w="2160" w:type="dxa"/>
           </w:tcPr>
           <w:p>
+            <w:pPr>
+              <w:spacing w:before="60" w:after="60"/>
+            </w:pPr>
             <w:r>
               <w:t>版本</w:t>
             </w:r>
@@ -212,9 +226,12 @@
         </w:tc>
         <w:tc>
           <w:tcPr>
-            <w:tcW w:type="dxa" w:w="3600"/>
+            <w:tcW w:w="3600" w:type="dxa"/>
           </w:tcPr>
           <w:p>
+            <w:pPr>
+              <w:spacing w:before="60" w:after="60"/>
+            </w:pPr>
             <w:r>
               <w:t>1.0</w:t>
             </w:r>
@@ -222,11 +239,17 @@
         </w:tc>
       </w:tr>
       <w:tr>
+        <w:trPr>
+          <w:jc w:val="center"/>
+        </w:trPr>
         <w:tc>
           <w:tcPr>
-            <w:tcW w:type="dxa" w:w="2160"/>
+            <w:tcW w:w="2160" w:type="dxa"/>
           </w:tcPr>
           <w:p>
+            <w:pPr>
+              <w:spacing w:before="60" w:after="60"/>
+            </w:pPr>
             <w:r>
               <w:t>建立日期</w:t>
             </w:r>
@@ -234,21 +257,30 @@
         </w:tc>
         <w:tc>
           <w:tcPr>
-            <w:tcW w:type="dxa" w:w="3600"/>
+            <w:tcW w:w="3600" w:type="dxa"/>
           </w:tcPr>
           <w:p>
+            <w:pPr>
+              <w:spacing w:before="60" w:after="60"/>
+            </w:pPr>
             <w:r>
-              <w:t>2026/10/19</w:t>
+              <w:t>2026/10/20</w:t>
             </w:r>
           </w:p>
         </w:tc>
       </w:tr>
       <w:tr>
+        <w:trPr>
+          <w:jc w:val="center"/>
+        </w:trPr>
         <w:tc>
           <w:tcPr>
-            <w:tcW w:type="dxa" w:w="2160"/>
+            <w:tcW w:w="2160" w:type="dxa"/>
           </w:tcPr>
           <w:p>
+            <w:pPr>
+              <w:spacing w:before="60" w:after="60"/>
+            </w:pPr>
             <w:r>
               <w:t>更新日期</w:t>
             </w:r>
@@ -256,19 +288,27 @@
         </w:tc>
         <w:tc>
           <w:tcPr>
-            <w:tcW w:type="dxa" w:w="3600"/>
+            <w:tcW w:w="3600" w:type="dxa"/>
           </w:tcPr>
           <w:p>
-            <w:r/>
+            <w:pPr>
+              <w:spacing w:before="60" w:after="60"/>
+            </w:pPr>
           </w:p>
         </w:tc>
       </w:tr>
       <w:tr>
+        <w:trPr>
+          <w:jc w:val="center"/>
+        </w:trPr>
         <w:tc>
           <w:tcPr>
-            <w:tcW w:type="dxa" w:w="2160"/>
+            <w:tcW w:w="2160" w:type="dxa"/>
           </w:tcPr>
           <w:p>
+            <w:pPr>
+              <w:spacing w:before="60" w:after="60"/>
+            </w:pPr>
             <w:r>
               <w:t>作者</w:t>
             </w:r>
@@ -276,9 +316,12 @@
         </w:tc>
         <w:tc>
           <w:tcPr>
-            <w:tcW w:type="dxa" w:w="3600"/>
+            <w:tcW w:w="3600" w:type="dxa"/>
           </w:tcPr>
           <w:p>
+            <w:pPr>
+              <w:spacing w:before="60" w:after="60"/>
+            </w:pPr>
             <w:r>
               <w:t>朱可棠</w:t>
             </w:r>
@@ -289,31 +332,38 @@
     <w:p>
       <w:pPr>
         <w:pStyle w:val="Heading1NoTOC"/>
-        <w:pageBreakBefore/>
       </w:pPr>
       <w:r>
-        <w:t>文件制/修訂履歷</w:t>
+        <w:lastRenderedPageBreak/>
+        <w:t>文件制</w:t>
+      </w:r>
+      <w:r>
+        <w:t>/</w:t>
+      </w:r>
+      <w:r>
+        <w:t>修訂履歷</w:t>
       </w:r>
     </w:p>
     <w:tbl>
       <w:tblPr>
         <w:tblStyle w:val="aff2"/>
-        <w:tblW w:type="auto" w:w="0"/>
-        <w:tblLook w:firstColumn="1" w:firstRow="1" w:lastColumn="0" w:lastRow="0" w:noHBand="0" w:noVBand="1" w:val="04A0"/>
+        <w:tblW w:w="0" w:type="auto"/>
+        <w:tblLook w:val="04A0" w:firstRow="1" w:lastRow="0" w:firstColumn="1" w:lastColumn="0" w:noHBand="0" w:noVBand="1"/>
       </w:tblPr>
       <w:tblGrid>
-        <w:gridCol w:w="2340"/>
-        <w:gridCol w:w="2340"/>
-        <w:gridCol w:w="2340"/>
-        <w:gridCol w:w="2340"/>
+        <w:gridCol w:w="1151"/>
+        <w:gridCol w:w="1729"/>
+        <w:gridCol w:w="4320"/>
+        <w:gridCol w:w="2160"/>
       </w:tblGrid>
       <w:tr>
         <w:tc>
           <w:tcPr>
-            <w:tcW w:type="dxa" w:w="1151"/>
+            <w:tcW w:w="1151" w:type="dxa"/>
           </w:tcPr>
           <w:p>
             <w:pPr>
+              <w:spacing w:before="60" w:after="60"/>
               <w:jc w:val="center"/>
             </w:pPr>
             <w:r>
@@ -326,10 +376,11 @@
         </w:tc>
         <w:tc>
           <w:tcPr>
-            <w:tcW w:type="dxa" w:w="1729"/>
+            <w:tcW w:w="1729" w:type="dxa"/>
           </w:tcPr>
           <w:p>
             <w:pPr>
+              <w:spacing w:before="60" w:after="60"/>
               <w:jc w:val="center"/>
             </w:pPr>
             <w:r>
@@ -342,10 +393,11 @@
         </w:tc>
         <w:tc>
           <w:tcPr>
-            <w:tcW w:type="dxa" w:w="4320"/>
+            <w:tcW w:w="4320" w:type="dxa"/>
           </w:tcPr>
           <w:p>
             <w:pPr>
+              <w:spacing w:before="60" w:after="60"/>
               <w:jc w:val="center"/>
             </w:pPr>
             <w:r>
@@ -358,10 +410,11 @@
         </w:tc>
         <w:tc>
           <w:tcPr>
-            <w:tcW w:type="dxa" w:w="2160"/>
+            <w:tcW w:w="2160" w:type="dxa"/>
           </w:tcPr>
           <w:p>
             <w:pPr>
+              <w:spacing w:before="60" w:after="60"/>
               <w:jc w:val="center"/>
             </w:pPr>
             <w:r>
@@ -376,10 +429,11 @@
       <w:tr>
         <w:tc>
           <w:tcPr>
-            <w:tcW w:type="dxa" w:w="1151"/>
+            <w:tcW w:w="1151" w:type="dxa"/>
           </w:tcPr>
           <w:p>
             <w:pPr>
+              <w:spacing w:before="60" w:after="60"/>
               <w:jc w:val="center"/>
             </w:pPr>
             <w:r>
@@ -389,22 +443,26 @@
         </w:tc>
         <w:tc>
           <w:tcPr>
-            <w:tcW w:type="dxa" w:w="1729"/>
+            <w:tcW w:w="1729" w:type="dxa"/>
           </w:tcPr>
           <w:p>
             <w:pPr>
+              <w:spacing w:before="60" w:after="60"/>
               <w:jc w:val="center"/>
             </w:pPr>
             <w:r>
-              <w:t>2026/10/19</w:t>
+              <w:t>2026/10/20</w:t>
             </w:r>
           </w:p>
         </w:tc>
         <w:tc>
           <w:tcPr>
-            <w:tcW w:type="dxa" w:w="4320"/>
+            <w:tcW w:w="4320" w:type="dxa"/>
           </w:tcPr>
           <w:p>
+            <w:pPr>
+              <w:spacing w:before="60" w:after="60"/>
+            </w:pPr>
             <w:r>
               <w:t>初次發行</w:t>
             </w:r>
@@ -412,10 +470,11 @@
         </w:tc>
         <w:tc>
           <w:tcPr>
-            <w:tcW w:type="dxa" w:w="2160"/>
+            <w:tcW w:w="2160" w:type="dxa"/>
           </w:tcPr>
           <w:p>
             <w:pPr>
+              <w:spacing w:before="60" w:after="60"/>
               <w:jc w:val="center"/>
             </w:pPr>
             <w:r>
@@ -428,25 +487,832 @@
     <w:p>
       <w:pPr>
         <w:pStyle w:val="Heading1NoTOC"/>
-        <w:pageBreakBefore/>
       </w:pPr>
       <w:r>
+        <w:lastRenderedPageBreak/>
         <w:t>目錄</w:t>
       </w:r>
     </w:p>
     <w:p>
+      <w:pPr>
+        <w:pStyle w:val="14"/>
+        <w:tabs>
+          <w:tab w:val="right" w:leader="dot" w:pos="9350"/>
+        </w:tabs>
+        <w:rPr>
+          <w:rFonts w:asciiTheme="minorHAnsi" w:eastAsiaTheme="minorEastAsia" w:hAnsiTheme="minorHAnsi" w:cstheme="minorBidi"/>
+          <w:noProof/>
+          <w:color w:val="auto"/>
+          <w:kern w:val="2"/>
+          <w:szCs w:val="22"/>
+        </w:rPr>
+      </w:pPr>
       <w:r>
         <w:fldChar w:fldCharType="begin"/>
-        <w:instrText xml:space="preserve">TOC \o "1-2" \h \z \u</w:instrText>
+      </w:r>
+      <w:r>
+        <w:instrText>TOC \o "1-2" \h \z \u</w:instrText>
+      </w:r>
+      <w:r>
         <w:fldChar w:fldCharType="separate"/>
-        <w:t>目錄將於開啟文件時自動更新</w:t>
+      </w:r>
+      <w:hyperlink w:anchor="_Toc243386682" w:history="1">
+        <w:r>
+          <w:rPr>
+            <w:rStyle w:val="affb"/>
+            <w:rFonts w:hint="eastAsia"/>
+            <w:noProof/>
+          </w:rPr>
+          <w:t>壹、作業說明</w:t>
+        </w:r>
+        <w:r>
+          <w:rPr>
+            <w:noProof/>
+            <w:webHidden/>
+          </w:rPr>
+          <w:tab/>
+        </w:r>
+        <w:r>
+          <w:rPr>
+            <w:noProof/>
+            <w:webHidden/>
+          </w:rPr>
+          <w:fldChar w:fldCharType="begin"/>
+        </w:r>
+        <w:r>
+          <w:rPr>
+            <w:noProof/>
+            <w:webHidden/>
+          </w:rPr>
+          <w:instrText xml:space="preserve"> PAGEREF _Toc243386682 \h </w:instrText>
+        </w:r>
+        <w:r>
+          <w:rPr>
+            <w:noProof/>
+            <w:webHidden/>
+          </w:rPr>
+        </w:r>
+        <w:r>
+          <w:rPr>
+            <w:noProof/>
+            <w:webHidden/>
+          </w:rPr>
+          <w:fldChar w:fldCharType="separate"/>
+        </w:r>
+        <w:r>
+          <w:rPr>
+            <w:noProof/>
+            <w:webHidden/>
+          </w:rPr>
+          <w:t>1</w:t>
+        </w:r>
+        <w:r>
+          <w:rPr>
+            <w:noProof/>
+            <w:webHidden/>
+          </w:rPr>
+          <w:fldChar w:fldCharType="end"/>
+        </w:r>
+      </w:hyperlink>
+    </w:p>
+    <w:p>
+      <w:pPr>
+        <w:pStyle w:val="2a"/>
+        <w:tabs>
+          <w:tab w:val="right" w:leader="dot" w:pos="9350"/>
+        </w:tabs>
+        <w:rPr>
+          <w:rFonts w:asciiTheme="minorHAnsi" w:eastAsiaTheme="minorEastAsia" w:hAnsiTheme="minorHAnsi" w:cstheme="minorBidi"/>
+          <w:noProof/>
+          <w:color w:val="auto"/>
+          <w:kern w:val="2"/>
+          <w:szCs w:val="22"/>
+        </w:rPr>
+      </w:pPr>
+      <w:hyperlink w:anchor="_Toc243386683" w:history="1">
+        <w:r>
+          <w:rPr>
+            <w:rStyle w:val="affb"/>
+            <w:rFonts w:hint="eastAsia"/>
+            <w:noProof/>
+          </w:rPr>
+          <w:t>一、使用情境</w:t>
+        </w:r>
+        <w:r>
+          <w:rPr>
+            <w:noProof/>
+            <w:webHidden/>
+          </w:rPr>
+          <w:tab/>
+        </w:r>
+        <w:r>
+          <w:rPr>
+            <w:noProof/>
+            <w:webHidden/>
+          </w:rPr>
+          <w:fldChar w:fldCharType="begin"/>
+        </w:r>
+        <w:r>
+          <w:rPr>
+            <w:noProof/>
+            <w:webHidden/>
+          </w:rPr>
+          <w:instrText xml:space="preserve"> PAGEREF _Toc243386683 \h </w:instrText>
+        </w:r>
+        <w:r>
+          <w:rPr>
+            <w:noProof/>
+            <w:webHidden/>
+          </w:rPr>
+        </w:r>
+        <w:r>
+          <w:rPr>
+            <w:noProof/>
+            <w:webHidden/>
+          </w:rPr>
+          <w:fldChar w:fldCharType="separate"/>
+        </w:r>
+        <w:r>
+          <w:rPr>
+            <w:noProof/>
+            <w:webHidden/>
+          </w:rPr>
+          <w:t>1</w:t>
+        </w:r>
+        <w:r>
+          <w:rPr>
+            <w:noProof/>
+            <w:webHidden/>
+          </w:rPr>
+          <w:fldChar w:fldCharType="end"/>
+        </w:r>
+      </w:hyperlink>
+    </w:p>
+    <w:p>
+      <w:pPr>
+        <w:pStyle w:val="2a"/>
+        <w:tabs>
+          <w:tab w:val="right" w:leader="dot" w:pos="9350"/>
+        </w:tabs>
+        <w:rPr>
+          <w:rFonts w:asciiTheme="minorHAnsi" w:eastAsiaTheme="minorEastAsia" w:hAnsiTheme="minorHAnsi" w:cstheme="minorBidi"/>
+          <w:noProof/>
+          <w:color w:val="auto"/>
+          <w:kern w:val="2"/>
+          <w:szCs w:val="22"/>
+        </w:rPr>
+      </w:pPr>
+      <w:hyperlink w:anchor="_Toc243386684" w:history="1">
+        <w:r>
+          <w:rPr>
+            <w:rStyle w:val="affb"/>
+            <w:rFonts w:hint="eastAsia"/>
+            <w:noProof/>
+          </w:rPr>
+          <w:t>二、進入路徑</w:t>
+        </w:r>
+        <w:r>
+          <w:rPr>
+            <w:noProof/>
+            <w:webHidden/>
+          </w:rPr>
+          <w:tab/>
+        </w:r>
+        <w:r>
+          <w:rPr>
+            <w:noProof/>
+            <w:webHidden/>
+          </w:rPr>
+          <w:fldChar w:fldCharType="begin"/>
+        </w:r>
+        <w:r>
+          <w:rPr>
+            <w:noProof/>
+            <w:webHidden/>
+          </w:rPr>
+          <w:instrText xml:space="preserve"> PAGEREF _Toc243386684 \h </w:instrText>
+        </w:r>
+        <w:r>
+          <w:rPr>
+            <w:noProof/>
+            <w:webHidden/>
+          </w:rPr>
+        </w:r>
+        <w:r>
+          <w:rPr>
+            <w:noProof/>
+            <w:webHidden/>
+          </w:rPr>
+          <w:fldChar w:fldCharType="separate"/>
+        </w:r>
+        <w:r>
+          <w:rPr>
+            <w:noProof/>
+            <w:webHidden/>
+          </w:rPr>
+          <w:t>1</w:t>
+        </w:r>
+        <w:r>
+          <w:rPr>
+            <w:noProof/>
+            <w:webHidden/>
+          </w:rPr>
+          <w:fldChar w:fldCharType="end"/>
+        </w:r>
+      </w:hyperlink>
+    </w:p>
+    <w:p>
+      <w:pPr>
+        <w:pStyle w:val="14"/>
+        <w:tabs>
+          <w:tab w:val="right" w:leader="dot" w:pos="9350"/>
+        </w:tabs>
+        <w:rPr>
+          <w:rFonts w:asciiTheme="minorHAnsi" w:eastAsiaTheme="minorEastAsia" w:hAnsiTheme="minorHAnsi" w:cstheme="minorBidi"/>
+          <w:noProof/>
+          <w:color w:val="auto"/>
+          <w:kern w:val="2"/>
+          <w:szCs w:val="22"/>
+        </w:rPr>
+      </w:pPr>
+      <w:hyperlink w:anchor="_Toc243386685" w:history="1">
+        <w:r>
+          <w:rPr>
+            <w:rStyle w:val="affb"/>
+            <w:rFonts w:hint="eastAsia"/>
+            <w:noProof/>
+          </w:rPr>
+          <w:t>貳、操作說明</w:t>
+        </w:r>
+        <w:r>
+          <w:rPr>
+            <w:noProof/>
+            <w:webHidden/>
+          </w:rPr>
+          <w:tab/>
+        </w:r>
+        <w:r>
+          <w:rPr>
+            <w:noProof/>
+            <w:webHidden/>
+          </w:rPr>
+          <w:fldChar w:fldCharType="begin"/>
+        </w:r>
+        <w:r>
+          <w:rPr>
+            <w:noProof/>
+            <w:webHidden/>
+          </w:rPr>
+          <w:instrText xml:space="preserve"> PAGEREF _Toc243386685 \h </w:instrText>
+        </w:r>
+        <w:r>
+          <w:rPr>
+            <w:noProof/>
+            <w:webHidden/>
+          </w:rPr>
+        </w:r>
+        <w:r>
+          <w:rPr>
+            <w:noProof/>
+            <w:webHidden/>
+          </w:rPr>
+          <w:fldChar w:fldCharType="separate"/>
+        </w:r>
+        <w:r>
+          <w:rPr>
+            <w:noProof/>
+            <w:webHidden/>
+          </w:rPr>
+          <w:t>2</w:t>
+        </w:r>
+        <w:r>
+          <w:rPr>
+            <w:noProof/>
+            <w:webHidden/>
+          </w:rPr>
+          <w:fldChar w:fldCharType="end"/>
+        </w:r>
+      </w:hyperlink>
+    </w:p>
+    <w:p>
+      <w:pPr>
+        <w:pStyle w:val="2a"/>
+        <w:tabs>
+          <w:tab w:val="right" w:leader="dot" w:pos="9350"/>
+        </w:tabs>
+        <w:rPr>
+          <w:rFonts w:asciiTheme="minorHAnsi" w:eastAsiaTheme="minorEastAsia" w:hAnsiTheme="minorHAnsi" w:cstheme="minorBidi"/>
+          <w:noProof/>
+          <w:color w:val="auto"/>
+          <w:kern w:val="2"/>
+          <w:szCs w:val="22"/>
+        </w:rPr>
+      </w:pPr>
+      <w:hyperlink w:anchor="_Toc243386686" w:history="1">
+        <w:r>
+          <w:rPr>
+            <w:rStyle w:val="affb"/>
+            <w:rFonts w:hint="eastAsia"/>
+            <w:noProof/>
+          </w:rPr>
+          <w:t>一、畫面與前置設定</w:t>
+        </w:r>
+        <w:r>
+          <w:rPr>
+            <w:noProof/>
+            <w:webHidden/>
+          </w:rPr>
+          <w:tab/>
+        </w:r>
+        <w:r>
+          <w:rPr>
+            <w:noProof/>
+            <w:webHidden/>
+          </w:rPr>
+          <w:fldChar w:fldCharType="begin"/>
+        </w:r>
+        <w:r>
+          <w:rPr>
+            <w:noProof/>
+            <w:webHidden/>
+          </w:rPr>
+          <w:instrText xml:space="preserve"> PAGEREF _Toc243386686 \h </w:instrText>
+        </w:r>
+        <w:r>
+          <w:rPr>
+            <w:noProof/>
+            <w:webHidden/>
+          </w:rPr>
+        </w:r>
+        <w:r>
+          <w:rPr>
+            <w:noProof/>
+            <w:webHidden/>
+          </w:rPr>
+          <w:fldChar w:fldCharType="separate"/>
+        </w:r>
+        <w:r>
+          <w:rPr>
+            <w:noProof/>
+            <w:webHidden/>
+          </w:rPr>
+          <w:t>2</w:t>
+        </w:r>
+        <w:r>
+          <w:rPr>
+            <w:noProof/>
+            <w:webHidden/>
+          </w:rPr>
+          <w:fldChar w:fldCharType="end"/>
+        </w:r>
+      </w:hyperlink>
+    </w:p>
+    <w:p>
+      <w:pPr>
+        <w:pStyle w:val="2a"/>
+        <w:tabs>
+          <w:tab w:val="right" w:leader="dot" w:pos="9350"/>
+        </w:tabs>
+        <w:rPr>
+          <w:rFonts w:asciiTheme="minorHAnsi" w:eastAsiaTheme="minorEastAsia" w:hAnsiTheme="minorHAnsi" w:cstheme="minorBidi"/>
+          <w:noProof/>
+          <w:color w:val="auto"/>
+          <w:kern w:val="2"/>
+          <w:szCs w:val="22"/>
+        </w:rPr>
+      </w:pPr>
+      <w:hyperlink w:anchor="_Toc243386687" w:history="1">
+        <w:r>
+          <w:rPr>
+            <w:rStyle w:val="affb"/>
+            <w:rFonts w:hint="eastAsia"/>
+            <w:noProof/>
+          </w:rPr>
+          <w:t>二、設定查詢條件</w:t>
+        </w:r>
+        <w:r>
+          <w:rPr>
+            <w:noProof/>
+            <w:webHidden/>
+          </w:rPr>
+          <w:tab/>
+        </w:r>
+        <w:r>
+          <w:rPr>
+            <w:noProof/>
+            <w:webHidden/>
+          </w:rPr>
+          <w:fldChar w:fldCharType="begin"/>
+        </w:r>
+        <w:r>
+          <w:rPr>
+            <w:noProof/>
+            <w:webHidden/>
+          </w:rPr>
+          <w:instrText xml:space="preserve"> PAGEREF _Toc243386687 \h </w:instrText>
+        </w:r>
+        <w:r>
+          <w:rPr>
+            <w:noProof/>
+            <w:webHidden/>
+          </w:rPr>
+        </w:r>
+        <w:r>
+          <w:rPr>
+            <w:noProof/>
+            <w:webHidden/>
+          </w:rPr>
+          <w:fldChar w:fldCharType="separate"/>
+        </w:r>
+        <w:r>
+          <w:rPr>
+            <w:noProof/>
+            <w:webHidden/>
+          </w:rPr>
+          <w:t>2</w:t>
+        </w:r>
+        <w:r>
+          <w:rPr>
+            <w:noProof/>
+            <w:webHidden/>
+          </w:rPr>
+          <w:fldChar w:fldCharType="end"/>
+        </w:r>
+      </w:hyperlink>
+    </w:p>
+    <w:p>
+      <w:pPr>
+        <w:pStyle w:val="2a"/>
+        <w:tabs>
+          <w:tab w:val="right" w:leader="dot" w:pos="9350"/>
+        </w:tabs>
+        <w:rPr>
+          <w:rFonts w:asciiTheme="minorHAnsi" w:eastAsiaTheme="minorEastAsia" w:hAnsiTheme="minorHAnsi" w:cstheme="minorBidi"/>
+          <w:noProof/>
+          <w:color w:val="auto"/>
+          <w:kern w:val="2"/>
+          <w:szCs w:val="22"/>
+        </w:rPr>
+      </w:pPr>
+      <w:hyperlink w:anchor="_Toc243386688" w:history="1">
+        <w:r>
+          <w:rPr>
+            <w:rStyle w:val="affb"/>
+            <w:rFonts w:hint="eastAsia"/>
+            <w:noProof/>
+          </w:rPr>
+          <w:t>三、依作業項目查找系統操作手冊</w:t>
+        </w:r>
+        <w:r>
+          <w:rPr>
+            <w:noProof/>
+            <w:webHidden/>
+          </w:rPr>
+          <w:tab/>
+        </w:r>
+        <w:r>
+          <w:rPr>
+            <w:noProof/>
+            <w:webHidden/>
+          </w:rPr>
+          <w:fldChar w:fldCharType="begin"/>
+        </w:r>
+        <w:r>
+          <w:rPr>
+            <w:noProof/>
+            <w:webHidden/>
+          </w:rPr>
+          <w:instrText xml:space="preserve"> PAGEREF _Toc243386688 \h </w:instrText>
+        </w:r>
+        <w:r>
+          <w:rPr>
+            <w:noProof/>
+            <w:webHidden/>
+          </w:rPr>
+        </w:r>
+        <w:r>
+          <w:rPr>
+            <w:noProof/>
+            <w:webHidden/>
+          </w:rPr>
+          <w:fldChar w:fldCharType="separate"/>
+        </w:r>
+        <w:r>
+          <w:rPr>
+            <w:noProof/>
+            <w:webHidden/>
+          </w:rPr>
+          <w:t>3</w:t>
+        </w:r>
+        <w:r>
+          <w:rPr>
+            <w:noProof/>
+            <w:webHidden/>
+          </w:rPr>
+          <w:fldChar w:fldCharType="end"/>
+        </w:r>
+      </w:hyperlink>
+    </w:p>
+    <w:p>
+      <w:pPr>
+        <w:pStyle w:val="2a"/>
+        <w:tabs>
+          <w:tab w:val="right" w:leader="dot" w:pos="9350"/>
+        </w:tabs>
+        <w:rPr>
+          <w:rFonts w:asciiTheme="minorHAnsi" w:eastAsiaTheme="minorEastAsia" w:hAnsiTheme="minorHAnsi" w:cstheme="minorBidi"/>
+          <w:noProof/>
+          <w:color w:val="auto"/>
+          <w:kern w:val="2"/>
+          <w:szCs w:val="22"/>
+        </w:rPr>
+      </w:pPr>
+      <w:hyperlink w:anchor="_Toc243386689" w:history="1">
+        <w:r>
+          <w:rPr>
+            <w:rStyle w:val="affb"/>
+            <w:rFonts w:hint="eastAsia"/>
+            <w:noProof/>
+          </w:rPr>
+          <w:t>四、檢視搜尋結果與進入文件</w:t>
+        </w:r>
+        <w:r>
+          <w:rPr>
+            <w:noProof/>
+            <w:webHidden/>
+          </w:rPr>
+          <w:tab/>
+        </w:r>
+        <w:r>
+          <w:rPr>
+            <w:noProof/>
+            <w:webHidden/>
+          </w:rPr>
+          <w:fldChar w:fldCharType="begin"/>
+        </w:r>
+        <w:r>
+          <w:rPr>
+            <w:noProof/>
+            <w:webHidden/>
+          </w:rPr>
+          <w:instrText xml:space="preserve"> PAGEREF _Toc243386689 \h </w:instrText>
+        </w:r>
+        <w:r>
+          <w:rPr>
+            <w:noProof/>
+            <w:webHidden/>
+          </w:rPr>
+        </w:r>
+        <w:r>
+          <w:rPr>
+            <w:noProof/>
+            <w:webHidden/>
+          </w:rPr>
+          <w:fldChar w:fldCharType="separate"/>
+        </w:r>
+        <w:r>
+          <w:rPr>
+            <w:noProof/>
+            <w:webHidden/>
+          </w:rPr>
+          <w:t>4</w:t>
+        </w:r>
+        <w:r>
+          <w:rPr>
+            <w:noProof/>
+            <w:webHidden/>
+          </w:rPr>
+          <w:fldChar w:fldCharType="end"/>
+        </w:r>
+      </w:hyperlink>
+    </w:p>
+    <w:p>
+      <w:pPr>
+        <w:pStyle w:val="2a"/>
+        <w:tabs>
+          <w:tab w:val="right" w:leader="dot" w:pos="9350"/>
+        </w:tabs>
+        <w:rPr>
+          <w:rFonts w:asciiTheme="minorHAnsi" w:eastAsiaTheme="minorEastAsia" w:hAnsiTheme="minorHAnsi" w:cstheme="minorBidi"/>
+          <w:noProof/>
+          <w:color w:val="auto"/>
+          <w:kern w:val="2"/>
+          <w:szCs w:val="22"/>
+        </w:rPr>
+      </w:pPr>
+      <w:hyperlink w:anchor="_Toc243386690" w:history="1">
+        <w:r>
+          <w:rPr>
+            <w:rStyle w:val="affb"/>
+            <w:rFonts w:hint="eastAsia"/>
+            <w:noProof/>
+          </w:rPr>
+          <w:t>五、新增文件</w:t>
+        </w:r>
+        <w:r>
+          <w:rPr>
+            <w:noProof/>
+            <w:webHidden/>
+          </w:rPr>
+          <w:tab/>
+        </w:r>
+        <w:r>
+          <w:rPr>
+            <w:noProof/>
+            <w:webHidden/>
+          </w:rPr>
+          <w:fldChar w:fldCharType="begin"/>
+        </w:r>
+        <w:r>
+          <w:rPr>
+            <w:noProof/>
+            <w:webHidden/>
+          </w:rPr>
+          <w:instrText xml:space="preserve"> PAGEREF _Toc243386690 \h </w:instrText>
+        </w:r>
+        <w:r>
+          <w:rPr>
+            <w:noProof/>
+            <w:webHidden/>
+          </w:rPr>
+        </w:r>
+        <w:r>
+          <w:rPr>
+            <w:noProof/>
+            <w:webHidden/>
+          </w:rPr>
+          <w:fldChar w:fldCharType="separate"/>
+        </w:r>
+        <w:r>
+          <w:rPr>
+            <w:noProof/>
+            <w:webHidden/>
+          </w:rPr>
+          <w:t>5</w:t>
+        </w:r>
+        <w:r>
+          <w:rPr>
+            <w:noProof/>
+            <w:webHidden/>
+          </w:rPr>
+          <w:fldChar w:fldCharType="end"/>
+        </w:r>
+      </w:hyperlink>
+    </w:p>
+    <w:p>
+      <w:pPr>
+        <w:pStyle w:val="14"/>
+        <w:tabs>
+          <w:tab w:val="right" w:leader="dot" w:pos="9350"/>
+        </w:tabs>
+        <w:rPr>
+          <w:rFonts w:asciiTheme="minorHAnsi" w:eastAsiaTheme="minorEastAsia" w:hAnsiTheme="minorHAnsi" w:cstheme="minorBidi"/>
+          <w:noProof/>
+          <w:color w:val="auto"/>
+          <w:kern w:val="2"/>
+          <w:szCs w:val="22"/>
+        </w:rPr>
+      </w:pPr>
+      <w:hyperlink w:anchor="_Toc243386691" w:history="1">
+        <w:r>
+          <w:rPr>
+            <w:rStyle w:val="affb"/>
+            <w:rFonts w:hint="eastAsia"/>
+            <w:noProof/>
+          </w:rPr>
+          <w:t>參、常見訊息與處置</w:t>
+        </w:r>
+        <w:r>
+          <w:rPr>
+            <w:noProof/>
+            <w:webHidden/>
+          </w:rPr>
+          <w:tab/>
+        </w:r>
+        <w:r>
+          <w:rPr>
+            <w:noProof/>
+            <w:webHidden/>
+          </w:rPr>
+          <w:fldChar w:fldCharType="begin"/>
+        </w:r>
+        <w:r>
+          <w:rPr>
+            <w:noProof/>
+            <w:webHidden/>
+          </w:rPr>
+          <w:instrText xml:space="preserve"> PAGEREF _Toc243386691 \h </w:instrText>
+        </w:r>
+        <w:r>
+          <w:rPr>
+            <w:noProof/>
+            <w:webHidden/>
+          </w:rPr>
+        </w:r>
+        <w:r>
+          <w:rPr>
+            <w:noProof/>
+            <w:webHidden/>
+          </w:rPr>
+          <w:fldChar w:fldCharType="separate"/>
+        </w:r>
+        <w:r>
+          <w:rPr>
+            <w:noProof/>
+            <w:webHidden/>
+          </w:rPr>
+          <w:t>6</w:t>
+        </w:r>
+        <w:r>
+          <w:rPr>
+            <w:noProof/>
+            <w:webHidden/>
+          </w:rPr>
+          <w:fldChar w:fldCharType="end"/>
+        </w:r>
+      </w:hyperlink>
+    </w:p>
+    <w:p>
+      <w:pPr>
+        <w:pStyle w:val="2a"/>
+        <w:tabs>
+          <w:tab w:val="right" w:leader="dot" w:pos="9350"/>
+        </w:tabs>
+        <w:rPr>
+          <w:rFonts w:asciiTheme="minorHAnsi" w:eastAsiaTheme="minorEastAsia" w:hAnsiTheme="minorHAnsi" w:cstheme="minorBidi"/>
+          <w:noProof/>
+          <w:color w:val="auto"/>
+          <w:kern w:val="2"/>
+          <w:szCs w:val="22"/>
+        </w:rPr>
+      </w:pPr>
+      <w:hyperlink w:anchor="_Toc243386692" w:history="1">
+        <w:r>
+          <w:rPr>
+            <w:rStyle w:val="affb"/>
+            <w:rFonts w:hint="eastAsia"/>
+            <w:noProof/>
+          </w:rPr>
+          <w:t>一、其他情況</w:t>
+        </w:r>
+        <w:r>
+          <w:rPr>
+            <w:noProof/>
+            <w:webHidden/>
+          </w:rPr>
+          <w:tab/>
+        </w:r>
+        <w:r>
+          <w:rPr>
+            <w:noProof/>
+            <w:webHidden/>
+          </w:rPr>
+          <w:fldChar w:fldCharType="begin"/>
+        </w:r>
+        <w:r>
+          <w:rPr>
+            <w:noProof/>
+            <w:webHidden/>
+          </w:rPr>
+          <w:instrText xml:space="preserve"> PAGEREF _Toc243386692 \h </w:instrText>
+        </w:r>
+        <w:r>
+          <w:rPr>
+            <w:noProof/>
+            <w:webHidden/>
+          </w:rPr>
+        </w:r>
+        <w:r>
+          <w:rPr>
+            <w:noProof/>
+            <w:webHidden/>
+          </w:rPr>
+          <w:fldChar w:fldCharType="separate"/>
+        </w:r>
+        <w:r>
+          <w:rPr>
+            <w:noProof/>
+            <w:webHidden/>
+          </w:rPr>
+          <w:t>6</w:t>
+        </w:r>
+        <w:r>
+          <w:rPr>
+            <w:noProof/>
+            <w:webHidden/>
+          </w:rPr>
+          <w:fldChar w:fldCharType="end"/>
+        </w:r>
+      </w:hyperlink>
+    </w:p>
+    <w:p>
+      <w:r>
         <w:fldChar w:fldCharType="end"/>
       </w:r>
     </w:p>
     <w:p>
       <w:pPr>
         <w:sectPr>
-          <w:footerReference w:type="default" r:id="rId8"/>
           <w:pgSz w:w="12240" w:h="15840"/>
           <w:pgMar w:top="1440" w:right="1440" w:bottom="1440" w:left="1440" w:header="720" w:footer="720" w:gutter="0"/>
           <w:cols w:space="720"/>
@@ -458,17 +1324,22 @@
       <w:pPr>
         <w:pStyle w:val="1"/>
       </w:pPr>
+      <w:bookmarkStart w:id="1" w:name="_Toc243386682"/>
       <w:r>
+        <w:lastRenderedPageBreak/>
         <w:t>壹、作業說明</w:t>
       </w:r>
+      <w:bookmarkEnd w:id="1"/>
     </w:p>
     <w:p>
       <w:pPr>
         <w:pStyle w:val="2"/>
       </w:pPr>
+      <w:bookmarkStart w:id="2" w:name="_Toc243386683"/>
       <w:r>
         <w:t>一、使用情境</w:t>
       </w:r>
+      <w:bookmarkEnd w:id="2"/>
     </w:p>
     <w:p>
       <w:pPr>
@@ -480,6 +1351,7 @@
     </w:p>
     <w:p>
       <w:pPr>
+        <w:keepNext/>
         <w:ind w:firstLine="482"/>
       </w:pPr>
       <w:r>
@@ -489,26 +1361,23 @@
     <w:tbl>
       <w:tblPr>
         <w:tblStyle w:val="aff2"/>
-        <w:tblW w:type="auto" w:w="0"/>
+        <w:tblW w:w="0" w:type="auto"/>
         <w:tblLayout w:type="fixed"/>
-        <w:tblLook w:firstColumn="1" w:firstRow="1" w:lastColumn="0" w:lastRow="0" w:noHBand="0" w:noVBand="1" w:val="04A0"/>
-        <w:tblLayout w:type="fixed"/>
+        <w:tblLook w:val="04A0" w:firstRow="1" w:lastRow="0" w:firstColumn="1" w:lastColumn="0" w:noHBand="0" w:noVBand="1"/>
       </w:tblPr>
       <w:tblGrid>
-        <w:gridCol w:w="4680"/>
-        <w:gridCol w:w="4680"/>
+        <w:gridCol w:w="2748"/>
+        <w:gridCol w:w="6612"/>
       </w:tblGrid>
       <w:tr>
         <w:tc>
           <w:tcPr>
-            <w:tcW w:type="dxa" w:w="2748"/>
+            <w:tcW w:w="2748" w:type="dxa"/>
           </w:tcPr>
           <w:p>
-            <w:r>
-              <w:rPr>
-                <w:b/>
-              </w:rPr>
-            </w:r>
+            <w:pPr>
+              <w:spacing w:before="60" w:after="60"/>
+            </w:pPr>
             <w:r>
               <w:rPr>
                 <w:b/>
@@ -519,14 +1388,12 @@
         </w:tc>
         <w:tc>
           <w:tcPr>
-            <w:tcW w:type="dxa" w:w="6612"/>
+            <w:tcW w:w="6612" w:type="dxa"/>
           </w:tcPr>
           <w:p>
-            <w:r>
-              <w:rPr>
-                <w:b/>
-              </w:rPr>
-            </w:r>
+            <w:pPr>
+              <w:spacing w:before="60" w:after="60"/>
+            </w:pPr>
             <w:r>
               <w:rPr>
                 <w:b/>
@@ -539,10 +1406,12 @@
       <w:tr>
         <w:tc>
           <w:tcPr>
-            <w:tcW w:type="dxa" w:w="2748"/>
+            <w:tcW w:w="2748" w:type="dxa"/>
           </w:tcPr>
           <w:p>
-            <w:r/>
+            <w:pPr>
+              <w:spacing w:before="60" w:after="60"/>
+            </w:pPr>
             <w:r>
               <w:t>閱覽者</w:t>
             </w:r>
@@ -550,10 +1419,12 @@
         </w:tc>
         <w:tc>
           <w:tcPr>
-            <w:tcW w:type="dxa" w:w="6612"/>
+            <w:tcW w:w="6612" w:type="dxa"/>
           </w:tcPr>
           <w:p>
-            <w:r/>
+            <w:pPr>
+              <w:spacing w:before="60" w:after="60"/>
+            </w:pPr>
             <w:r>
               <w:t>查詢開放給本人的已發布文件</w:t>
             </w:r>
@@ -563,10 +1434,12 @@
       <w:tr>
         <w:tc>
           <w:tcPr>
-            <w:tcW w:type="dxa" w:w="2748"/>
+            <w:tcW w:w="2748" w:type="dxa"/>
           </w:tcPr>
           <w:p>
-            <w:r/>
+            <w:pPr>
+              <w:spacing w:before="60" w:after="60"/>
+            </w:pPr>
             <w:r>
               <w:t>編輯者</w:t>
             </w:r>
@@ -574,10 +1447,12 @@
         </w:tc>
         <w:tc>
           <w:tcPr>
-            <w:tcW w:type="dxa" w:w="6612"/>
+            <w:tcW w:w="6612" w:type="dxa"/>
           </w:tcPr>
           <w:p>
-            <w:r/>
+            <w:pPr>
+              <w:spacing w:before="60" w:after="60"/>
+            </w:pPr>
             <w:r>
               <w:t>查詢全部已發布文件；由本作業進入新增文件</w:t>
             </w:r>
@@ -587,10 +1462,12 @@
       <w:tr>
         <w:tc>
           <w:tcPr>
-            <w:tcW w:type="dxa" w:w="2748"/>
+            <w:tcW w:w="2748" w:type="dxa"/>
           </w:tcPr>
           <w:p>
-            <w:r/>
+            <w:pPr>
+              <w:spacing w:before="60" w:after="60"/>
+            </w:pPr>
             <w:r>
               <w:t>審核者、管理者</w:t>
             </w:r>
@@ -598,10 +1475,12 @@
         </w:tc>
         <w:tc>
           <w:tcPr>
-            <w:tcW w:type="dxa" w:w="6612"/>
+            <w:tcW w:w="6612" w:type="dxa"/>
           </w:tcPr>
           <w:p>
-            <w:r/>
+            <w:pPr>
+              <w:spacing w:before="60" w:after="60"/>
+            </w:pPr>
             <w:r>
               <w:t>查詢全部已發布文件</w:t>
             </w:r>
@@ -623,12 +1502,31 @@
         <w:t>已發布</w:t>
       </w:r>
       <w:r>
-        <w:t>的文件，且每份文件只呈現目前發布的版本。尚未發布的文件（草稿、送審中、已退回）於 DM04 個人專區或 DM02 簽核中心查看；已廢止的文件由管理者於 DM03 已廢止文件查詢查閱。</w:t>
+        <w:t>的文件，且每份文件只呈現目前發布的版本。尚未發布的文件（草稿、送審中、已退回）於</w:t>
+      </w:r>
+      <w:r>
+        <w:t xml:space="preserve"> DM04 </w:t>
+      </w:r>
+      <w:r>
+        <w:t>個人專區或</w:t>
+      </w:r>
+      <w:r>
+        <w:t xml:space="preserve"> DM02 </w:t>
+      </w:r>
+      <w:r>
+        <w:t>簽核中心查看；已廢止的文件由管理者於</w:t>
+      </w:r>
+      <w:r>
+        <w:t xml:space="preserve"> DM03 </w:t>
+      </w:r>
+      <w:r>
+        <w:t>已廢止文件查詢查閱。</w:t>
       </w:r>
     </w:p>
     <w:p>
       <w:pPr>
         <w:pStyle w:val="affa"/>
+        <w:keepNext/>
       </w:pPr>
       <w:r>
         <w:t>閱覽者看得到哪些文件</w:t>
@@ -636,6 +1534,7 @@
     </w:p>
     <w:p>
       <w:pPr>
+        <w:keepNext/>
         <w:ind w:firstLine="482"/>
       </w:pPr>
       <w:r>
@@ -647,7 +1546,7 @@
         <w:pStyle w:val="af0"/>
         <w:numPr>
           <w:ilvl w:val="0"/>
-          <w:numId w:val="900"/>
+          <w:numId w:val="37"/>
         </w:numPr>
       </w:pPr>
       <w:r>
@@ -659,7 +1558,7 @@
         <w:pStyle w:val="af0"/>
         <w:numPr>
           <w:ilvl w:val="0"/>
-          <w:numId w:val="900"/>
+          <w:numId w:val="37"/>
         </w:numPr>
       </w:pPr>
       <w:r>
@@ -669,7 +1568,7 @@
     <w:p>
       <w:pPr>
         <w:spacing w:before="80" w:after="80"/>
-        <w:ind w:left="283" w:firstLine="0"/>
+        <w:ind w:left="283"/>
       </w:pPr>
       <w:r>
         <w:t>重要：單位與職位須</w:t>
@@ -706,47 +1605,72 @@
         <w:ind w:firstLine="482"/>
       </w:pPr>
       <w:r>
-        <w:t>閱覽者的可見對象由管理者於平台後台授予，見 DP02 權限管理。同時具編輯者、審核者或管理者角色者，看得到全部已發布文件，含訓練教材。</w:t>
+        <w:t>閱覽者的可見對象由管理者於平台後台授予，見</w:t>
+      </w:r>
+      <w:r>
+        <w:t xml:space="preserve"> DP02 </w:t>
+      </w:r>
+      <w:r>
+        <w:t>權限管理。同時具編輯者、審核者或管理者角色者，看得到全部已發布文件，含訓練教材。</w:t>
       </w:r>
     </w:p>
     <w:p>
       <w:pPr>
         <w:pStyle w:val="2"/>
       </w:pPr>
+      <w:bookmarkStart w:id="3" w:name="_Toc243386684"/>
       <w:r>
         <w:t>二、進入路徑</w:t>
       </w:r>
+      <w:bookmarkEnd w:id="3"/>
     </w:p>
     <w:p>
       <w:pPr>
         <w:ind w:firstLine="482"/>
       </w:pPr>
       <w:r>
-        <w:t>側邊選單「文件管理 → 文件庫」。</w:t>
+        <w:t>側邊選單「文件管理</w:t>
+      </w:r>
+      <w:r>
+        <w:t xml:space="preserve"> → </w:t>
+      </w:r>
+      <w:r>
+        <w:t>文件庫」。</w:t>
       </w:r>
     </w:p>
     <w:p>
       <w:pPr>
         <w:pStyle w:val="1"/>
       </w:pPr>
+      <w:bookmarkStart w:id="4" w:name="_Toc243386685"/>
       <w:r>
+        <w:lastRenderedPageBreak/>
         <w:t>貳、操作說明</w:t>
       </w:r>
+      <w:bookmarkEnd w:id="4"/>
     </w:p>
     <w:p>
       <w:pPr>
         <w:pStyle w:val="2"/>
       </w:pPr>
+      <w:bookmarkStart w:id="5" w:name="_Toc243386686"/>
       <w:r>
         <w:t>一、畫面與前置設定</w:t>
       </w:r>
+      <w:bookmarkEnd w:id="5"/>
     </w:p>
     <w:p>
       <w:pPr>
         <w:ind w:firstLine="482"/>
       </w:pPr>
       <w:r>
-        <w:t>畫面上半為查詢條件，下半為搜尋結果。進入時未設任何條件，即列出可查看的全部已發布文件，依發布日期由新到舊排列，每頁 20 筆。</w:t>
+        <w:t>畫面上半為查詢條件，下半為搜尋結果。進入時未設任何條件，即列出可查看的全部已發布文件，依發布日期由新到舊排列，每頁</w:t>
+      </w:r>
+      <w:r>
+        <w:t xml:space="preserve"> 20 </w:t>
+      </w:r>
+      <w:r>
+        <w:t>筆。</w:t>
       </w:r>
     </w:p>
     <w:p>
@@ -770,26 +1694,29 @@
       <w:pPr>
         <w:keepNext/>
         <w:spacing w:before="160" w:after="40"/>
-        <w:ind w:left="0" w:firstLine="0"/>
         <w:jc w:val="center"/>
       </w:pPr>
       <w:r>
+        <w:rPr>
+          <w:noProof/>
+        </w:rPr>
         <w:drawing>
-          <wp:inline xmlns:a="http://schemas.openxmlformats.org/drawingml/2006/main" xmlns:pic="http://schemas.openxmlformats.org/drawingml/2006/picture">
+          <wp:inline distT="0" distB="0" distL="0" distR="0">
             <wp:extent cx="5580000" cy="2427789"/>
+            <wp:effectExtent l="0" t="0" r="0" b="0"/>
             <wp:docPr id="1" name="Picture 1"/>
             <wp:cNvGraphicFramePr>
-              <a:graphicFrameLocks noChangeAspect="1"/>
+              <a:graphicFrameLocks xmlns:a="http://schemas.openxmlformats.org/drawingml/2006/main" noChangeAspect="1"/>
             </wp:cNvGraphicFramePr>
-            <a:graphic>
+            <a:graphic xmlns:a="http://schemas.openxmlformats.org/drawingml/2006/main">
               <a:graphicData uri="http://schemas.openxmlformats.org/drawingml/2006/picture">
-                <pic:pic>
+                <pic:pic xmlns:pic="http://schemas.openxmlformats.org/drawingml/2006/picture">
                   <pic:nvPicPr>
                     <pic:cNvPr id="0" name="dm01-01.png"/>
                     <pic:cNvPicPr/>
                   </pic:nvPicPr>
                   <pic:blipFill>
-                    <a:blip r:embed="rId9"/>
+                    <a:blip r:embed="rId8"/>
                     <a:stretch>
                       <a:fillRect/>
                     </a:stretch>
@@ -799,7 +1726,9 @@
                       <a:off x="0" y="0"/>
                       <a:ext cx="5580000" cy="2427789"/>
                     </a:xfrm>
-                    <a:prstGeom prst="rect"/>
+                    <a:prstGeom prst="rect">
+                      <a:avLst/>
+                    </a:prstGeom>
                   </pic:spPr>
                 </pic:pic>
               </a:graphicData>
@@ -811,7 +1740,6 @@
     <w:p>
       <w:pPr>
         <w:spacing w:after="160"/>
-        <w:ind w:firstLine="0"/>
         <w:jc w:val="center"/>
       </w:pPr>
       <w:r>
@@ -824,35 +1752,39 @@
     </w:p>
     <w:p>
       <w:pPr>
+        <w:keepNext/>
         <w:ind w:firstLine="482"/>
       </w:pPr>
       <w:r>
-        <w:t>下列選項由管理者於平台後台維護（見 DP03 系統參數與清單維護），清單中缺少需要的選項時，請洽管理者：</w:t>
+        <w:t>下列選項由管理者於平台後台維護（見</w:t>
+      </w:r>
+      <w:r>
+        <w:t xml:space="preserve"> DP03 </w:t>
+      </w:r>
+      <w:r>
+        <w:t>系統參數與清單維護），清單中缺少需要的選項時，請洽管理者：</w:t>
       </w:r>
     </w:p>
     <w:tbl>
       <w:tblPr>
         <w:tblStyle w:val="aff2"/>
-        <w:tblW w:type="auto" w:w="0"/>
+        <w:tblW w:w="0" w:type="auto"/>
         <w:tblLayout w:type="fixed"/>
-        <w:tblLook w:firstColumn="1" w:firstRow="1" w:lastColumn="0" w:lastRow="0" w:noHBand="0" w:noVBand="1" w:val="04A0"/>
-        <w:tblLayout w:type="fixed"/>
+        <w:tblLook w:val="04A0" w:firstRow="1" w:lastRow="0" w:firstColumn="1" w:lastColumn="0" w:noHBand="0" w:noVBand="1"/>
       </w:tblPr>
       <w:tblGrid>
-        <w:gridCol w:w="4680"/>
-        <w:gridCol w:w="4680"/>
+        <w:gridCol w:w="1787"/>
+        <w:gridCol w:w="7573"/>
       </w:tblGrid>
       <w:tr>
         <w:tc>
           <w:tcPr>
-            <w:tcW w:type="dxa" w:w="1787"/>
+            <w:tcW w:w="1787" w:type="dxa"/>
           </w:tcPr>
           <w:p>
-            <w:r>
-              <w:rPr>
-                <w:b/>
-              </w:rPr>
-            </w:r>
+            <w:pPr>
+              <w:spacing w:before="60" w:after="60"/>
+            </w:pPr>
             <w:r>
               <w:rPr>
                 <w:b/>
@@ -863,14 +1795,12 @@
         </w:tc>
         <w:tc>
           <w:tcPr>
-            <w:tcW w:type="dxa" w:w="7573"/>
+            <w:tcW w:w="7573" w:type="dxa"/>
           </w:tcPr>
           <w:p>
-            <w:r>
-              <w:rPr>
-                <w:b/>
-              </w:rPr>
-            </w:r>
+            <w:pPr>
+              <w:spacing w:before="60" w:after="60"/>
+            </w:pPr>
             <w:r>
               <w:rPr>
                 <w:b/>
@@ -883,10 +1813,12 @@
       <w:tr>
         <w:tc>
           <w:tcPr>
-            <w:tcW w:type="dxa" w:w="1787"/>
+            <w:tcW w:w="1787" w:type="dxa"/>
           </w:tcPr>
           <w:p>
-            <w:r/>
+            <w:pPr>
+              <w:spacing w:before="60" w:after="60"/>
+            </w:pPr>
             <w:r>
               <w:t>分類</w:t>
             </w:r>
@@ -894,12 +1826,17 @@
         </w:tc>
         <w:tc>
           <w:tcPr>
-            <w:tcW w:type="dxa" w:w="7573"/>
+            <w:tcW w:w="7573" w:type="dxa"/>
           </w:tcPr>
           <w:p>
-            <w:r/>
+            <w:pPr>
+              <w:spacing w:before="60" w:after="60"/>
+            </w:pPr>
             <w:r>
-              <w:t>「分類」下拉</w:t>
+              <w:t>「分</w:t>
+            </w:r>
+            <w:r>
+              <w:t>類」下拉</w:t>
             </w:r>
           </w:p>
         </w:tc>
@@ -907,10 +1844,12 @@
       <w:tr>
         <w:tc>
           <w:tcPr>
-            <w:tcW w:type="dxa" w:w="1787"/>
+            <w:tcW w:w="1787" w:type="dxa"/>
           </w:tcPr>
           <w:p>
-            <w:r/>
+            <w:pPr>
+              <w:spacing w:before="60" w:after="60"/>
+            </w:pPr>
             <w:r>
               <w:t>檢索標籤</w:t>
             </w:r>
@@ -918,10 +1857,12 @@
         </w:tc>
         <w:tc>
           <w:tcPr>
-            <w:tcW w:type="dxa" w:w="7573"/>
+            <w:tcW w:w="7573" w:type="dxa"/>
           </w:tcPr>
           <w:p>
-            <w:r/>
+            <w:pPr>
+              <w:spacing w:before="60" w:after="60"/>
+            </w:pPr>
             <w:r>
               <w:t>「檢索標籤」下拉，依序分為法規關聯、適用模組、文件性質、其他四組；尚無標籤的組別不顯示</w:t>
             </w:r>
@@ -931,10 +1872,12 @@
       <w:tr>
         <w:tc>
           <w:tcPr>
-            <w:tcW w:type="dxa" w:w="1787"/>
+            <w:tcW w:w="1787" w:type="dxa"/>
           </w:tcPr>
           <w:p>
-            <w:r/>
+            <w:pPr>
+              <w:spacing w:before="60" w:after="60"/>
+            </w:pPr>
             <w:r>
               <w:t>關聯作業項目</w:t>
             </w:r>
@@ -942,12 +1885,20 @@
         </w:tc>
         <w:tc>
           <w:tcPr>
-            <w:tcW w:type="dxa" w:w="7573"/>
+            <w:tcW w:w="7573" w:type="dxa"/>
           </w:tcPr>
           <w:p>
-            <w:r/>
+            <w:pPr>
+              <w:spacing w:before="60" w:after="60"/>
+            </w:pPr>
             <w:r>
-              <w:t>「關聯作業項目（func_name）」下拉</w:t>
+              <w:t>「關聯作業項目（</w:t>
+            </w:r>
+            <w:r>
+              <w:t>func_name</w:t>
+            </w:r>
+            <w:r>
+              <w:t>）」下拉</w:t>
             </w:r>
           </w:p>
         </w:tc>
@@ -957,9 +1908,11 @@
       <w:pPr>
         <w:pStyle w:val="2"/>
       </w:pPr>
+      <w:bookmarkStart w:id="6" w:name="_Toc243386687"/>
       <w:r>
         <w:t>二、設定查詢條件</w:t>
       </w:r>
+      <w:bookmarkEnd w:id="6"/>
     </w:p>
     <w:p>
       <w:pPr>
@@ -981,26 +1934,23 @@
     <w:tbl>
       <w:tblPr>
         <w:tblStyle w:val="aff2"/>
-        <w:tblW w:type="auto" w:w="0"/>
+        <w:tblW w:w="0" w:type="auto"/>
         <w:tblLayout w:type="fixed"/>
-        <w:tblLook w:firstColumn="1" w:firstRow="1" w:lastColumn="0" w:lastRow="0" w:noHBand="0" w:noVBand="1" w:val="04A0"/>
-        <w:tblLayout w:type="fixed"/>
+        <w:tblLook w:val="04A0" w:firstRow="1" w:lastRow="0" w:firstColumn="1" w:lastColumn="0" w:noHBand="0" w:noVBand="1"/>
       </w:tblPr>
       <w:tblGrid>
-        <w:gridCol w:w="4680"/>
-        <w:gridCol w:w="4680"/>
+        <w:gridCol w:w="2700"/>
+        <w:gridCol w:w="6660"/>
       </w:tblGrid>
       <w:tr>
         <w:tc>
           <w:tcPr>
-            <w:tcW w:type="dxa" w:w="2700"/>
+            <w:tcW w:w="2700" w:type="dxa"/>
           </w:tcPr>
           <w:p>
-            <w:r>
-              <w:rPr>
-                <w:b/>
-              </w:rPr>
-            </w:r>
+            <w:pPr>
+              <w:spacing w:before="60" w:after="60"/>
+            </w:pPr>
             <w:r>
               <w:rPr>
                 <w:b/>
@@ -1011,14 +1961,12 @@
         </w:tc>
         <w:tc>
           <w:tcPr>
-            <w:tcW w:type="dxa" w:w="6660"/>
+            <w:tcW w:w="6660" w:type="dxa"/>
           </w:tcPr>
           <w:p>
-            <w:r>
-              <w:rPr>
-                <w:b/>
-              </w:rPr>
-            </w:r>
+            <w:pPr>
+              <w:spacing w:before="60" w:after="60"/>
+            </w:pPr>
             <w:r>
               <w:rPr>
                 <w:b/>
@@ -1031,21 +1979,31 @@
       <w:tr>
         <w:tc>
           <w:tcPr>
-            <w:tcW w:type="dxa" w:w="2700"/>
+            <w:tcW w:w="2700" w:type="dxa"/>
           </w:tcPr>
           <w:p>
-            <w:r/>
+            <w:pPr>
+              <w:spacing w:before="60" w:after="60"/>
+            </w:pPr>
             <w:r>
-              <w:t>關鍵字（文件名 / 摘要）</w:t>
+              <w:t>關鍵字（文件名</w:t>
+            </w:r>
+            <w:r>
+              <w:t xml:space="preserve"> / </w:t>
+            </w:r>
+            <w:r>
+              <w:t>摘要）</w:t>
             </w:r>
           </w:p>
         </w:tc>
         <w:tc>
           <w:tcPr>
-            <w:tcW w:type="dxa" w:w="6660"/>
+            <w:tcW w:w="6660" w:type="dxa"/>
           </w:tcPr>
           <w:p>
-            <w:r/>
+            <w:pPr>
+              <w:spacing w:before="60" w:after="60"/>
+            </w:pPr>
             <w:r>
               <w:t>比對文件名稱，以及目前發布版本的首版摘要或變更摘要。輸入其中一段文字即可，不比對檔案內文</w:t>
             </w:r>
@@ -1055,10 +2013,12 @@
       <w:tr>
         <w:tc>
           <w:tcPr>
-            <w:tcW w:type="dxa" w:w="2700"/>
+            <w:tcW w:w="2700" w:type="dxa"/>
           </w:tcPr>
           <w:p>
-            <w:r/>
+            <w:pPr>
+              <w:spacing w:before="60" w:after="60"/>
+            </w:pPr>
             <w:r>
               <w:t>分類</w:t>
             </w:r>
@@ -1066,10 +2026,12 @@
         </w:tc>
         <w:tc>
           <w:tcPr>
-            <w:tcW w:type="dxa" w:w="6660"/>
+            <w:tcW w:w="6660" w:type="dxa"/>
           </w:tcPr>
           <w:p>
-            <w:r/>
+            <w:pPr>
+              <w:spacing w:before="60" w:after="60"/>
+            </w:pPr>
             <w:r>
               <w:t>選定一個分類</w:t>
             </w:r>
@@ -1079,21 +2041,26 @@
       <w:tr>
         <w:tc>
           <w:tcPr>
-            <w:tcW w:type="dxa" w:w="2700"/>
+            <w:tcW w:w="2700" w:type="dxa"/>
           </w:tcPr>
           <w:p>
-            <w:r/>
+            <w:pPr>
+              <w:spacing w:before="60" w:after="60"/>
+            </w:pPr>
             <w:r>
+              <w:lastRenderedPageBreak/>
               <w:t>作者（姓名）</w:t>
             </w:r>
           </w:p>
         </w:tc>
         <w:tc>
           <w:tcPr>
-            <w:tcW w:type="dxa" w:w="6660"/>
+            <w:tcW w:w="6660" w:type="dxa"/>
           </w:tcPr>
           <w:p>
-            <w:r/>
+            <w:pPr>
+              <w:spacing w:before="60" w:after="60"/>
+            </w:pPr>
             <w:r>
               <w:t>比對目前發布版本上傳者的姓名，輸入其中一段文字即可。文件由他人上傳新版本並核准後，作者即為該人</w:t>
             </w:r>
@@ -1103,10 +2070,12 @@
       <w:tr>
         <w:tc>
           <w:tcPr>
-            <w:tcW w:type="dxa" w:w="2700"/>
+            <w:tcW w:w="2700" w:type="dxa"/>
           </w:tcPr>
           <w:p>
-            <w:r/>
+            <w:pPr>
+              <w:spacing w:before="60" w:after="60"/>
+            </w:pPr>
             <w:r>
               <w:t>檢索標籤</w:t>
             </w:r>
@@ -1114,10 +2083,12 @@
         </w:tc>
         <w:tc>
           <w:tcPr>
-            <w:tcW w:type="dxa" w:w="6660"/>
+            <w:tcW w:w="6660" w:type="dxa"/>
           </w:tcPr>
           <w:p>
-            <w:r/>
+            <w:pPr>
+              <w:spacing w:before="60" w:after="60"/>
+            </w:pPr>
             <w:r>
               <w:t>可選多個標籤，文件掛有</w:t>
             </w:r>
@@ -1136,21 +2107,31 @@
       <w:tr>
         <w:tc>
           <w:tcPr>
-            <w:tcW w:type="dxa" w:w="2700"/>
+            <w:tcW w:w="2700" w:type="dxa"/>
           </w:tcPr>
           <w:p>
-            <w:r/>
+            <w:pPr>
+              <w:spacing w:before="60" w:after="60"/>
+            </w:pPr>
             <w:r>
-              <w:t>發布日期 起、迄</w:t>
+              <w:t>發布日期</w:t>
+            </w:r>
+            <w:r>
+              <w:t xml:space="preserve"> </w:t>
+            </w:r>
+            <w:r>
+              <w:t>起、迄</w:t>
             </w:r>
           </w:p>
         </w:tc>
         <w:tc>
           <w:tcPr>
-            <w:tcW w:type="dxa" w:w="6660"/>
+            <w:tcW w:w="6660" w:type="dxa"/>
           </w:tcPr>
           <w:p>
-            <w:r/>
+            <w:pPr>
+              <w:spacing w:before="60" w:after="60"/>
+            </w:pPr>
             <w:r>
               <w:t>依目前發布版本的發布日期篩選，起、迄兩日皆含在內。起、迄兩日最晚皆可選到今天；已設迄日時，起日最晚可選到迄日；已設起日時，迄日最早可選到起日</w:t>
             </w:r>
@@ -1162,22 +2143,188 @@
       <w:pPr>
         <w:keepNext/>
         <w:spacing w:before="160" w:after="40"/>
-        <w:ind w:left="0" w:firstLine="0"/>
         <w:jc w:val="center"/>
       </w:pPr>
       <w:r>
+        <w:rPr>
+          <w:noProof/>
+        </w:rPr>
         <w:drawing>
-          <wp:inline xmlns:a="http://schemas.openxmlformats.org/drawingml/2006/main" xmlns:pic="http://schemas.openxmlformats.org/drawingml/2006/picture">
-            <wp:extent cx="5580000" cy="2835325"/>
+          <wp:inline distT="0" distB="0" distL="0" distR="0">
+            <wp:extent cx="5423368" cy="2755737"/>
+            <wp:effectExtent l="0" t="0" r="0" b="0"/>
             <wp:docPr id="2" name="Picture 2"/>
             <wp:cNvGraphicFramePr>
-              <a:graphicFrameLocks noChangeAspect="1"/>
+              <a:graphicFrameLocks xmlns:a="http://schemas.openxmlformats.org/drawingml/2006/main" noChangeAspect="1"/>
             </wp:cNvGraphicFramePr>
-            <a:graphic>
+            <a:graphic xmlns:a="http://schemas.openxmlformats.org/drawingml/2006/main">
               <a:graphicData uri="http://schemas.openxmlformats.org/drawingml/2006/picture">
-                <pic:pic>
+                <pic:pic xmlns:pic="http://schemas.openxmlformats.org/drawingml/2006/picture">
                   <pic:nvPicPr>
                     <pic:cNvPr id="0" name="dm01-02.png"/>
+                    <pic:cNvPicPr/>
+                  </pic:nvPicPr>
+                  <pic:blipFill>
+                    <a:blip r:embed="rId9"/>
+                    <a:stretch>
+                      <a:fillRect/>
+                    </a:stretch>
+                  </pic:blipFill>
+                  <pic:spPr>
+                    <a:xfrm>
+                      <a:off x="0" y="0"/>
+                      <a:ext cx="5423368" cy="2755737"/>
+                    </a:xfrm>
+                    <a:prstGeom prst="rect">
+                      <a:avLst/>
+                    </a:prstGeom>
+                  </pic:spPr>
+                </pic:pic>
+              </a:graphicData>
+            </a:graphic>
+          </wp:inline>
+        </w:drawing>
+      </w:r>
+    </w:p>
+    <w:p>
+      <w:pPr>
+        <w:spacing w:after="160"/>
+        <w:jc w:val="center"/>
+      </w:pPr>
+      <w:r>
+        <w:rPr>
+          <w:color w:val="404040"/>
+          <w:sz w:val="20"/>
+        </w:rPr>
+        <w:t>點「檢索標籤」展開選單，標籤依法規關聯、適用模組、文件性質分組列出，可連續點選多個</w:t>
+      </w:r>
+    </w:p>
+    <w:p>
+      <w:pPr>
+        <w:spacing w:before="80" w:after="80"/>
+        <w:ind w:left="283"/>
+      </w:pPr>
+      <w:r>
+        <w:t>注意：檢索標籤只用於查詢，與誰看得到這份文件無關。決定閱覽者看得到哪些文件的是「可見對象」，該設定不在本作業的查詢條件中。</w:t>
+      </w:r>
+    </w:p>
+    <w:p>
+      <w:pPr>
+        <w:pStyle w:val="2"/>
+      </w:pPr>
+      <w:bookmarkStart w:id="7" w:name="_Toc243386688"/>
+      <w:r>
+        <w:t>三、依作業項目查找系統操作手冊</w:t>
+      </w:r>
+      <w:bookmarkEnd w:id="7"/>
+    </w:p>
+    <w:p>
+      <w:pPr>
+        <w:ind w:firstLine="482"/>
+      </w:pPr>
+      <w:r>
+        <w:t>「分類」為「全部」或「系統操作手冊」以外的分類時，查詢條件下方顯示提示「提示：選擇分類「系統操作手冊」以依作業項目（</w:t>
+      </w:r>
+      <w:r>
+        <w:t>func_name</w:t>
+      </w:r>
+      <w:r>
+        <w:t>）檢索。」。</w:t>
+      </w:r>
+    </w:p>
+    <w:p>
+      <w:pPr>
+        <w:pStyle w:val="af1"/>
+        <w:numPr>
+          <w:ilvl w:val="0"/>
+          <w:numId w:val="1"/>
+        </w:numPr>
+      </w:pPr>
+      <w:r>
+        <w:t>於「分類」選「系統操作手冊」，下方隨即出現「關聯作業項目（</w:t>
+      </w:r>
+      <w:r>
+        <w:t>func_name</w:t>
+      </w:r>
+      <w:r>
+        <w:t>）」下拉</w:t>
+      </w:r>
+    </w:p>
+    <w:p>
+      <w:pPr>
+        <w:pStyle w:val="af1"/>
+        <w:numPr>
+          <w:ilvl w:val="0"/>
+          <w:numId w:val="1"/>
+        </w:numPr>
+      </w:pPr>
+      <w:r>
+        <w:t>於該下拉選取作業項目，選項以「代碼</w:t>
+      </w:r>
+      <w:r>
+        <w:t xml:space="preserve"> — </w:t>
+      </w:r>
+      <w:r>
+        <w:t>作業名稱」呈現（例：</w:t>
+      </w:r>
+      <w:r>
+        <w:t xml:space="preserve">BC01 — </w:t>
+      </w:r>
+      <w:r>
+        <w:t>捐血登錄）。本系統（教育訓練文件管理系統）自身的</w:t>
+      </w:r>
+      <w:r>
+        <w:t>作業項目，代碼以</w:t>
+      </w:r>
+      <w:r>
+        <w:t xml:space="preserve"> EDMS- </w:t>
+      </w:r>
+      <w:r>
+        <w:t>開頭（例：</w:t>
+      </w:r>
+      <w:r>
+        <w:t xml:space="preserve">EDMS-DM01 — </w:t>
+      </w:r>
+      <w:r>
+        <w:t>文件庫）</w:t>
+      </w:r>
+    </w:p>
+    <w:p>
+      <w:pPr>
+        <w:pStyle w:val="af1"/>
+        <w:numPr>
+          <w:ilvl w:val="0"/>
+          <w:numId w:val="1"/>
+        </w:numPr>
+      </w:pPr>
+      <w:r>
+        <w:t>結果列出該作業項目的系統操作手冊</w:t>
+      </w:r>
+    </w:p>
+    <w:p>
+      <w:pPr>
+        <w:keepNext/>
+        <w:spacing w:before="160" w:after="40"/>
+        <w:jc w:val="center"/>
+      </w:pPr>
+      <w:r>
+        <w:rPr>
+          <w:noProof/>
+        </w:rPr>
+        <w:lastRenderedPageBreak/>
+        <w:drawing>
+          <wp:inline distT="0" distB="0" distL="0" distR="0">
+            <wp:extent cx="5423368" cy="2290737"/>
+            <wp:effectExtent l="0" t="0" r="0" b="0"/>
+            <wp:docPr id="3" name="Picture 3"/>
+            <wp:cNvGraphicFramePr>
+              <a:graphicFrameLocks xmlns:a="http://schemas.openxmlformats.org/drawingml/2006/main" noChangeAspect="1"/>
+            </wp:cNvGraphicFramePr>
+            <a:graphic xmlns:a="http://schemas.openxmlformats.org/drawingml/2006/main">
+              <a:graphicData uri="http://schemas.openxmlformats.org/drawingml/2006/picture">
+                <pic:pic xmlns:pic="http://schemas.openxmlformats.org/drawingml/2006/picture">
+                  <pic:nvPicPr>
+                    <pic:cNvPr id="0" name="dm01-03.png"/>
                     <pic:cNvPicPr/>
                   </pic:nvPicPr>
                   <pic:blipFill>
@@ -1189,9 +2336,11 @@
                   <pic:spPr>
                     <a:xfrm>
                       <a:off x="0" y="0"/>
-                      <a:ext cx="5580000" cy="2835325"/>
+                      <a:ext cx="5423368" cy="2290737"/>
                     </a:xfrm>
-                    <a:prstGeom prst="rect"/>
+                    <a:prstGeom prst="rect">
+                      <a:avLst/>
+                    </a:prstGeom>
                   </pic:spPr>
                 </pic:pic>
               </a:graphicData>
@@ -1203,7 +2352,6 @@
     <w:p>
       <w:pPr>
         <w:spacing w:after="160"/>
-        <w:ind w:firstLine="0"/>
         <w:jc w:val="center"/>
       </w:pPr>
       <w:r>
@@ -1211,124 +2359,21 @@
           <w:color w:val="404040"/>
           <w:sz w:val="20"/>
         </w:rPr>
-        <w:t>點「檢索標籤」展開選單，標籤依法規關聯、適用模組、文件性質分組列出，可連續點選多個</w:t>
+        <w:t>分類選「系統操作手冊」、作業項目選「</w:t>
       </w:r>
-    </w:p>
-    <w:p>
-      <w:pPr>
-        <w:spacing w:before="80" w:after="80"/>
-        <w:ind w:left="283" w:firstLine="0"/>
-      </w:pPr>
-      <w:r>
-        <w:t>注意：檢索標籤只用於查詢，與誰看得到這份文件無關。決定閱覽者看得到哪些文件的是「可見對象」，該設定不在本作業的查詢條件中。</w:t>
-      </w:r>
-    </w:p>
-    <w:p>
-      <w:pPr>
-        <w:pStyle w:val="2"/>
-      </w:pPr>
-      <w:r>
-        <w:t>三、依作業項目查找系統操作手冊</w:t>
-      </w:r>
-    </w:p>
-    <w:p>
-      <w:pPr>
-        <w:ind w:firstLine="482"/>
-      </w:pPr>
-      <w:r>
-        <w:t>「分類」為「全部」或「系統操作手冊」以外的分類時，查詢條件下方顯示提示「提示：選擇分類「系統操作手冊」以依作業項目（func_name）檢索。」。</w:t>
-      </w:r>
-    </w:p>
-    <w:p>
-      <w:pPr>
-        <w:pStyle w:val="af1"/>
-        <w:numPr>
-          <w:ilvl w:val="0"/>
-          <w:numId w:val="1"/>
-        </w:numPr>
-      </w:pPr>
-      <w:r>
-        <w:t>於「分類」選「系統操作手冊」，下方隨即出現「關聯作業項目（func_name）」下拉</w:t>
-      </w:r>
-    </w:p>
-    <w:p>
-      <w:pPr>
-        <w:pStyle w:val="af1"/>
-        <w:numPr>
-          <w:ilvl w:val="0"/>
-          <w:numId w:val="1"/>
-        </w:numPr>
-      </w:pPr>
-      <w:r>
-        <w:t>於該下拉選取作業項目，選項以「代碼 — 作業名稱」呈現（例：BC01 — 捐血登錄）。本系統（教育訓練文件管理系統）自身的作業項目，代碼以 EDMS- 開頭（例：EDMS-DM01 — 文件庫）</w:t>
-      </w:r>
-    </w:p>
-    <w:p>
-      <w:pPr>
-        <w:pStyle w:val="af1"/>
-        <w:numPr>
-          <w:ilvl w:val="0"/>
-          <w:numId w:val="1"/>
-        </w:numPr>
-      </w:pPr>
-      <w:r>
-        <w:t>結果列出該作業項目的系統操作手冊</w:t>
-      </w:r>
-    </w:p>
-    <w:p>
-      <w:pPr>
-        <w:keepNext/>
-        <w:spacing w:before="160" w:after="40"/>
-        <w:ind w:left="0" w:firstLine="0"/>
-        <w:jc w:val="center"/>
-      </w:pPr>
-      <w:r>
-        <w:drawing>
-          <wp:inline xmlns:a="http://schemas.openxmlformats.org/drawingml/2006/main" xmlns:pic="http://schemas.openxmlformats.org/drawingml/2006/picture">
-            <wp:extent cx="5580000" cy="2356895"/>
-            <wp:docPr id="3" name="Picture 3"/>
-            <wp:cNvGraphicFramePr>
-              <a:graphicFrameLocks noChangeAspect="1"/>
-            </wp:cNvGraphicFramePr>
-            <a:graphic>
-              <a:graphicData uri="http://schemas.openxmlformats.org/drawingml/2006/picture">
-                <pic:pic>
-                  <pic:nvPicPr>
-                    <pic:cNvPr id="0" name="dm01-03.png"/>
-                    <pic:cNvPicPr/>
-                  </pic:nvPicPr>
-                  <pic:blipFill>
-                    <a:blip r:embed="rId11"/>
-                    <a:stretch>
-                      <a:fillRect/>
-                    </a:stretch>
-                  </pic:blipFill>
-                  <pic:spPr>
-                    <a:xfrm>
-                      <a:off x="0" y="0"/>
-                      <a:ext cx="5580000" cy="2356895"/>
-                    </a:xfrm>
-                    <a:prstGeom prst="rect"/>
-                  </pic:spPr>
-                </pic:pic>
-              </a:graphicData>
-            </a:graphic>
-          </wp:inline>
-        </w:drawing>
-      </w:r>
-    </w:p>
-    <w:p>
-      <w:pPr>
-        <w:spacing w:after="160"/>
-        <w:ind w:firstLine="0"/>
-        <w:jc w:val="center"/>
-      </w:pPr>
       <w:r>
         <w:rPr>
           <w:color w:val="404040"/>
           <w:sz w:val="20"/>
         </w:rPr>
-        <w:t>分類選「系統操作手冊」、作業項目選「BC01 — 捐血登錄」後，結果只列出該作業項目的手冊，文件名稱下方標示所對應的作業項目</w:t>
+        <w:t xml:space="preserve">BC01 — </w:t>
+      </w:r>
+      <w:r>
+        <w:rPr>
+          <w:color w:val="404040"/>
+          <w:sz w:val="20"/>
+        </w:rPr>
+        <w:t>捐血登錄」後，結果只列出該作業項目的手冊，文件名稱下方標示所對應的作業項目</w:t>
       </w:r>
     </w:p>
     <w:p>
@@ -1344,19 +2389,28 @@
         <w:ind w:firstLine="482"/>
       </w:pPr>
       <w:r>
-        <w:t>「分類」改選其他分類時，「關聯作業項目（func_name）」下拉隨即隱藏，已選的作業項目一併清除。</w:t>
+        <w:t>「分類」改選其他分類時，「關聯作業項目（</w:t>
+      </w:r>
+      <w:r>
+        <w:t>func_name</w:t>
+      </w:r>
+      <w:r>
+        <w:t>）」下拉隨即隱藏，已選的作業項目一併清除。</w:t>
       </w:r>
     </w:p>
     <w:p>
       <w:pPr>
         <w:pStyle w:val="2"/>
       </w:pPr>
+      <w:bookmarkStart w:id="8" w:name="_Toc243386689"/>
       <w:r>
         <w:t>四、檢視搜尋結果與進入文件</w:t>
       </w:r>
+      <w:bookmarkEnd w:id="8"/>
     </w:p>
     <w:p>
       <w:pPr>
+        <w:keepNext/>
         <w:ind w:firstLine="482"/>
       </w:pPr>
       <w:r>
@@ -1366,26 +2420,23 @@
     <w:tbl>
       <w:tblPr>
         <w:tblStyle w:val="aff2"/>
-        <w:tblW w:type="auto" w:w="0"/>
+        <w:tblW w:w="0" w:type="auto"/>
         <w:tblLayout w:type="fixed"/>
-        <w:tblLook w:firstColumn="1" w:firstRow="1" w:lastColumn="0" w:lastRow="0" w:noHBand="0" w:noVBand="1" w:val="04A0"/>
-        <w:tblLayout w:type="fixed"/>
+        <w:tblLook w:val="04A0" w:firstRow="1" w:lastRow="0" w:firstColumn="1" w:lastColumn="0" w:noHBand="0" w:noVBand="1"/>
       </w:tblPr>
       <w:tblGrid>
-        <w:gridCol w:w="4680"/>
-        <w:gridCol w:w="4680"/>
+        <w:gridCol w:w="1267"/>
+        <w:gridCol w:w="8093"/>
       </w:tblGrid>
       <w:tr>
         <w:tc>
           <w:tcPr>
-            <w:tcW w:type="dxa" w:w="1267"/>
+            <w:tcW w:w="1267" w:type="dxa"/>
           </w:tcPr>
           <w:p>
-            <w:r>
-              <w:rPr>
-                <w:b/>
-              </w:rPr>
-            </w:r>
+            <w:pPr>
+              <w:spacing w:before="60" w:after="60"/>
+            </w:pPr>
             <w:r>
               <w:rPr>
                 <w:b/>
@@ -1396,14 +2447,12 @@
         </w:tc>
         <w:tc>
           <w:tcPr>
-            <w:tcW w:type="dxa" w:w="8093"/>
+            <w:tcW w:w="8093" w:type="dxa"/>
           </w:tcPr>
           <w:p>
-            <w:r>
-              <w:rPr>
-                <w:b/>
-              </w:rPr>
-            </w:r>
+            <w:pPr>
+              <w:spacing w:before="60" w:after="60"/>
+            </w:pPr>
             <w:r>
               <w:rPr>
                 <w:b/>
@@ -1416,10 +2465,12 @@
       <w:tr>
         <w:tc>
           <w:tcPr>
-            <w:tcW w:type="dxa" w:w="1267"/>
+            <w:tcW w:w="1267" w:type="dxa"/>
           </w:tcPr>
           <w:p>
-            <w:r/>
+            <w:pPr>
+              <w:spacing w:before="60" w:after="60"/>
+            </w:pPr>
             <w:r>
               <w:t>發布日期</w:t>
             </w:r>
@@ -1427,10 +2478,12 @@
         </w:tc>
         <w:tc>
           <w:tcPr>
-            <w:tcW w:type="dxa" w:w="8093"/>
+            <w:tcW w:w="8093" w:type="dxa"/>
           </w:tcPr>
           <w:p>
-            <w:r/>
+            <w:pPr>
+              <w:spacing w:before="60" w:after="60"/>
+            </w:pPr>
             <w:r>
               <w:t>目前發布版本的發布日期。文件發布新版本後，此日期隨之更新為新版本的發布日期</w:t>
             </w:r>
@@ -1440,10 +2493,12 @@
       <w:tr>
         <w:tc>
           <w:tcPr>
-            <w:tcW w:type="dxa" w:w="1267"/>
+            <w:tcW w:w="1267" w:type="dxa"/>
           </w:tcPr>
           <w:p>
-            <w:r/>
+            <w:pPr>
+              <w:spacing w:before="60" w:after="60"/>
+            </w:pPr>
             <w:r>
               <w:t>作者</w:t>
             </w:r>
@@ -1451,12 +2506,20 @@
         </w:tc>
         <w:tc>
           <w:tcPr>
-            <w:tcW w:type="dxa" w:w="8093"/>
+            <w:tcW w:w="8093" w:type="dxa"/>
           </w:tcPr>
           <w:p>
-            <w:r/>
+            <w:pPr>
+              <w:spacing w:before="60" w:after="60"/>
+            </w:pPr>
             <w:r>
-              <w:t>目前發布版本的上傳者；各版本的上傳者見 DM07 文件詳細頁之版本歷程</w:t>
+              <w:t>目前發布版本的上傳者；各版本的上傳者見</w:t>
+            </w:r>
+            <w:r>
+              <w:t xml:space="preserve"> DM07 </w:t>
+            </w:r>
+            <w:r>
+              <w:t>文件詳細頁之版本歷程</w:t>
             </w:r>
           </w:p>
         </w:tc>
@@ -1464,10 +2527,12 @@
       <w:tr>
         <w:tc>
           <w:tcPr>
-            <w:tcW w:type="dxa" w:w="1267"/>
+            <w:tcW w:w="1267" w:type="dxa"/>
           </w:tcPr>
           <w:p>
-            <w:r/>
+            <w:pPr>
+              <w:spacing w:before="60" w:after="60"/>
+            </w:pPr>
             <w:r>
               <w:t>標籤</w:t>
             </w:r>
@@ -1475,10 +2540,12 @@
         </w:tc>
         <w:tc>
           <w:tcPr>
-            <w:tcW w:type="dxa" w:w="8093"/>
+            <w:tcW w:w="8093" w:type="dxa"/>
           </w:tcPr>
           <w:p>
-            <w:r/>
+            <w:pPr>
+              <w:spacing w:before="60" w:after="60"/>
+            </w:pPr>
             <w:r>
               <w:t>只列檢索標籤，以頓號分隔；不顯示可見對象</w:t>
             </w:r>
@@ -1491,12 +2558,19 @@
         <w:ind w:firstLine="482"/>
       </w:pPr>
       <w:r>
-        <w:t>點清單中任一列，即進入該文件的文件詳細頁，於該頁閱讀、預覽與下載，見 DM07 文件詳細頁。</w:t>
+        <w:t>點清單中任一列，即進入該文件的文件詳細頁，於該頁閱讀、預覽與下載，見</w:t>
+      </w:r>
+      <w:r>
+        <w:t xml:space="preserve"> DM07 </w:t>
+      </w:r>
+      <w:r>
+        <w:t>文件詳細頁。</w:t>
       </w:r>
     </w:p>
     <w:p>
       <w:pPr>
         <w:pStyle w:val="affa"/>
+        <w:keepNext/>
       </w:pPr>
       <w:r>
         <w:t>文件於清單中的變化</w:t>
@@ -1505,26 +2579,23 @@
     <w:tbl>
       <w:tblPr>
         <w:tblStyle w:val="aff2"/>
-        <w:tblW w:type="auto" w:w="0"/>
+        <w:tblW w:w="0" w:type="auto"/>
         <w:tblLayout w:type="fixed"/>
-        <w:tblLook w:firstColumn="1" w:firstRow="1" w:lastColumn="0" w:lastRow="0" w:noHBand="0" w:noVBand="1" w:val="04A0"/>
-        <w:tblLayout w:type="fixed"/>
+        <w:tblLook w:val="04A0" w:firstRow="1" w:lastRow="0" w:firstColumn="1" w:lastColumn="0" w:noHBand="0" w:noVBand="1"/>
       </w:tblPr>
       <w:tblGrid>
-        <w:gridCol w:w="4680"/>
-        <w:gridCol w:w="4680"/>
+        <w:gridCol w:w="3607"/>
+        <w:gridCol w:w="5753"/>
       </w:tblGrid>
       <w:tr>
         <w:tc>
           <w:tcPr>
-            <w:tcW w:type="dxa" w:w="3607"/>
+            <w:tcW w:w="3607" w:type="dxa"/>
           </w:tcPr>
           <w:p>
-            <w:r>
-              <w:rPr>
-                <w:b/>
-              </w:rPr>
-            </w:r>
+            <w:pPr>
+              <w:spacing w:before="60" w:after="60"/>
+            </w:pPr>
             <w:r>
               <w:rPr>
                 <w:b/>
@@ -1535,14 +2606,12 @@
         </w:tc>
         <w:tc>
           <w:tcPr>
-            <w:tcW w:type="dxa" w:w="5753"/>
+            <w:tcW w:w="5753" w:type="dxa"/>
           </w:tcPr>
           <w:p>
-            <w:r>
-              <w:rPr>
-                <w:b/>
-              </w:rPr>
-            </w:r>
+            <w:pPr>
+              <w:spacing w:before="60" w:after="60"/>
+            </w:pPr>
             <w:r>
               <w:rPr>
                 <w:b/>
@@ -1555,10 +2624,12 @@
       <w:tr>
         <w:tc>
           <w:tcPr>
-            <w:tcW w:type="dxa" w:w="3607"/>
+            <w:tcW w:w="3607" w:type="dxa"/>
           </w:tcPr>
           <w:p>
-            <w:r/>
+            <w:pPr>
+              <w:spacing w:before="60" w:after="60"/>
+            </w:pPr>
             <w:r>
               <w:t>上傳新版本且仍在送審中</w:t>
             </w:r>
@@ -1566,10 +2637,12 @@
         </w:tc>
         <w:tc>
           <w:tcPr>
-            <w:tcW w:type="dxa" w:w="5753"/>
+            <w:tcW w:w="5753" w:type="dxa"/>
           </w:tcPr>
           <w:p>
-            <w:r/>
+            <w:pPr>
+              <w:spacing w:before="60" w:after="60"/>
+            </w:pPr>
             <w:r>
               <w:t>清單繼續呈現目前發布的版本；新版本核准發布後才取代</w:t>
             </w:r>
@@ -1579,10 +2652,12 @@
       <w:tr>
         <w:tc>
           <w:tcPr>
-            <w:tcW w:type="dxa" w:w="3607"/>
+            <w:tcW w:w="3607" w:type="dxa"/>
           </w:tcPr>
           <w:p>
-            <w:r/>
+            <w:pPr>
+              <w:spacing w:before="60" w:after="60"/>
+            </w:pPr>
             <w:r>
               <w:t>已提出廢止申請、仍在簽核中</w:t>
             </w:r>
@@ -1590,10 +2665,12 @@
         </w:tc>
         <w:tc>
           <w:tcPr>
-            <w:tcW w:type="dxa" w:w="5753"/>
+            <w:tcW w:w="5753" w:type="dxa"/>
           </w:tcPr>
           <w:p>
-            <w:r/>
+            <w:pPr>
+              <w:spacing w:before="60" w:after="60"/>
+            </w:pPr>
             <w:r>
               <w:t>照常列出且可正常取用，廢止核准前文件仍然有效</w:t>
             </w:r>
@@ -1603,10 +2680,12 @@
       <w:tr>
         <w:tc>
           <w:tcPr>
-            <w:tcW w:type="dxa" w:w="3607"/>
+            <w:tcW w:w="3607" w:type="dxa"/>
           </w:tcPr>
           <w:p>
-            <w:r/>
+            <w:pPr>
+              <w:spacing w:before="60" w:after="60"/>
+            </w:pPr>
             <w:r>
               <w:t>廢止申請核准</w:t>
             </w:r>
@@ -1614,12 +2693,20 @@
         </w:tc>
         <w:tc>
           <w:tcPr>
-            <w:tcW w:type="dxa" w:w="5753"/>
+            <w:tcW w:w="5753" w:type="dxa"/>
           </w:tcPr>
           <w:p>
-            <w:r/>
+            <w:pPr>
+              <w:spacing w:before="60" w:after="60"/>
+            </w:pPr>
             <w:r>
-              <w:t>自清單移除，改由管理者於 DM03 已廢止文件查詢查閱</w:t>
+              <w:t>自清單移除，改由管理者於</w:t>
+            </w:r>
+            <w:r>
+              <w:t xml:space="preserve"> DM03 </w:t>
+            </w:r>
+            <w:r>
+              <w:t>已廢止文件查詢查閱</w:t>
             </w:r>
           </w:p>
         </w:tc>
@@ -1629,57 +2716,68 @@
       <w:pPr>
         <w:pStyle w:val="2"/>
       </w:pPr>
+      <w:bookmarkStart w:id="9" w:name="_Toc243386690"/>
       <w:r>
+        <w:lastRenderedPageBreak/>
         <w:t>五、新增文件</w:t>
+      </w:r>
+      <w:bookmarkEnd w:id="9"/>
+    </w:p>
+    <w:p>
+      <w:pPr>
+        <w:ind w:firstLine="482"/>
+      </w:pPr>
+      <w:r>
+        <w:t>具編輯者角色者，搜尋結果右上方會出現「新增文件」。按下後進入新增文件畫面，見</w:t>
+      </w:r>
+      <w:r>
+        <w:t xml:space="preserve"> DM08 </w:t>
+      </w:r>
+      <w:r>
+        <w:t>文件新增與編輯。</w:t>
       </w:r>
     </w:p>
     <w:p>
       <w:pPr>
-        <w:ind w:firstLine="482"/>
-      </w:pPr>
+        <w:pStyle w:val="1"/>
+      </w:pPr>
+      <w:bookmarkStart w:id="10" w:name="_Toc243386691"/>
       <w:r>
-        <w:t>具編輯者角色者，搜尋結果右上方會出現「新增文件」。按下後進入新增文件畫面，見 DM08 文件新增與編輯。</w:t>
+        <w:lastRenderedPageBreak/>
+        <w:t>參、常見訊息與處置</w:t>
       </w:r>
+      <w:bookmarkEnd w:id="10"/>
     </w:p>
     <w:p>
       <w:pPr>
-        <w:pStyle w:val="1"/>
-      </w:pPr>
-      <w:r>
-        <w:t>參、常見訊息與處置</w:t>
-      </w:r>
-    </w:p>
-    <w:p>
-      <w:pPr>
         <w:pStyle w:val="2"/>
       </w:pPr>
+      <w:bookmarkStart w:id="11" w:name="_Toc243386692"/>
       <w:r>
         <w:t>一、其他情況</w:t>
       </w:r>
+      <w:bookmarkEnd w:id="11"/>
     </w:p>
     <w:tbl>
       <w:tblPr>
         <w:tblStyle w:val="aff2"/>
-        <w:tblW w:type="auto" w:w="0"/>
+        <w:tblW w:w="0" w:type="auto"/>
         <w:tblLayout w:type="fixed"/>
-        <w:tblLook w:firstColumn="1" w:firstRow="1" w:lastColumn="0" w:lastRow="0" w:noHBand="0" w:noVBand="1" w:val="04A0"/>
-        <w:tblLayout w:type="fixed"/>
+        <w:tblLook w:val="04A0" w:firstRow="1" w:lastRow="0" w:firstColumn="1" w:lastColumn="0" w:noHBand="0" w:noVBand="1"/>
       </w:tblPr>
       <w:tblGrid>
-        <w:gridCol w:w="4680"/>
-        <w:gridCol w:w="4680"/>
+        <w:gridCol w:w="3179"/>
+        <w:gridCol w:w="6181"/>
       </w:tblGrid>
       <w:tr>
         <w:tc>
           <w:tcPr>
-            <w:tcW w:type="dxa" w:w="3179"/>
+            <w:tcW w:w="3179" w:type="dxa"/>
           </w:tcPr>
           <w:p>
-            <w:r>
-              <w:rPr>
-                <w:b/>
-              </w:rPr>
-            </w:r>
+            <w:pPr>
+              <w:spacing w:before="60" w:after="60"/>
+            </w:pPr>
             <w:r>
               <w:rPr>
                 <w:b/>
@@ -1690,14 +2788,12 @@
         </w:tc>
         <w:tc>
           <w:tcPr>
-            <w:tcW w:type="dxa" w:w="6181"/>
+            <w:tcW w:w="6181" w:type="dxa"/>
           </w:tcPr>
           <w:p>
-            <w:r>
-              <w:rPr>
-                <w:b/>
-              </w:rPr>
-            </w:r>
+            <w:pPr>
+              <w:spacing w:before="60" w:after="60"/>
+            </w:pPr>
             <w:r>
               <w:rPr>
                 <w:b/>
@@ -1710,10 +2806,12 @@
       <w:tr>
         <w:tc>
           <w:tcPr>
-            <w:tcW w:type="dxa" w:w="3179"/>
+            <w:tcW w:w="3179" w:type="dxa"/>
           </w:tcPr>
           <w:p>
-            <w:r/>
+            <w:pPr>
+              <w:spacing w:before="60" w:after="60"/>
+            </w:pPr>
             <w:r>
               <w:t>「查無符合條件之文件。」</w:t>
             </w:r>
@@ -1721,10 +2819,12 @@
         </w:tc>
         <w:tc>
           <w:tcPr>
-            <w:tcW w:type="dxa" w:w="6181"/>
+            <w:tcW w:w="6181" w:type="dxa"/>
           </w:tcPr>
           <w:p>
-            <w:r/>
+            <w:pPr>
+              <w:spacing w:before="60" w:after="60"/>
+            </w:pPr>
             <w:r>
               <w:t>沒有同時符合全部條件的文件。請減少條件，或改輸入較短的關鍵字、作者姓名</w:t>
             </w:r>
@@ -1734,10 +2834,12 @@
       <w:tr>
         <w:tc>
           <w:tcPr>
-            <w:tcW w:type="dxa" w:w="3179"/>
+            <w:tcW w:w="3179" w:type="dxa"/>
           </w:tcPr>
           <w:p>
-            <w:r/>
+            <w:pPr>
+              <w:spacing w:before="60" w:after="60"/>
+            </w:pPr>
             <w:r>
               <w:t>確定有某份文件，卻查不到</w:t>
             </w:r>
@@ -1745,10 +2847,12 @@
         </w:tc>
         <w:tc>
           <w:tcPr>
-            <w:tcW w:type="dxa" w:w="6181"/>
+            <w:tcW w:w="6181" w:type="dxa"/>
           </w:tcPr>
           <w:p>
-            <w:r/>
+            <w:pPr>
+              <w:spacing w:before="60" w:after="60"/>
+            </w:pPr>
             <w:r>
               <w:t>依序確認：該文件是否已發布（草稿與送審中不會列出）；是否已廢止；本人若僅具閱覽者角色，該文件是否為訓練教材（閱覽者查不到），以及該文件的可見對象是否開放給本人。可見對象未開放時，請洽撰寫者調整文件的可見對象，或洽管理者授予本人相符的單位與職位</w:t>
             </w:r>
@@ -1758,10 +2862,12 @@
       <w:tr>
         <w:tc>
           <w:tcPr>
-            <w:tcW w:type="dxa" w:w="3179"/>
+            <w:tcW w:w="3179" w:type="dxa"/>
           </w:tcPr>
           <w:p>
-            <w:r/>
+            <w:pPr>
+              <w:spacing w:before="60" w:after="60"/>
+            </w:pPr>
             <w:r>
               <w:t>「分類」下拉找不到需要的分類，或「檢索標籤」下拉找不到需要的標籤</w:t>
             </w:r>
@@ -1769,10 +2875,12 @@
         </w:tc>
         <w:tc>
           <w:tcPr>
-            <w:tcW w:type="dxa" w:w="6181"/>
+            <w:tcW w:w="6181" w:type="dxa"/>
           </w:tcPr>
           <w:p>
-            <w:r/>
+            <w:pPr>
+              <w:spacing w:before="60" w:after="60"/>
+            </w:pPr>
             <w:r>
               <w:t>該選項已由管理者停用或尚未建立，請洽管理者</w:t>
             </w:r>
@@ -1782,10 +2890,12 @@
       <w:tr>
         <w:tc>
           <w:tcPr>
-            <w:tcW w:type="dxa" w:w="3179"/>
+            <w:tcW w:w="3179" w:type="dxa"/>
           </w:tcPr>
           <w:p>
-            <w:r/>
+            <w:pPr>
+              <w:spacing w:before="60" w:after="60"/>
+            </w:pPr>
             <w:r>
               <w:t>側邊選單沒有「文件管理」</w:t>
             </w:r>
@@ -1793,10 +2903,12 @@
         </w:tc>
         <w:tc>
           <w:tcPr>
-            <w:tcW w:type="dxa" w:w="6181"/>
+            <w:tcW w:w="6181" w:type="dxa"/>
           </w:tcPr>
           <w:p>
-            <w:r/>
+            <w:pPr>
+              <w:spacing w:before="60" w:after="60"/>
+            </w:pPr>
             <w:r>
               <w:t>本人尚未被授予任何文件管理角色，請洽管理者</w:t>
             </w:r>
@@ -1804,8 +2916,9 @@
         </w:tc>
       </w:tr>
     </w:tbl>
+    <w:p/>
     <w:sectPr>
-      <w:footerReference w:type="default" r:id="rId46"/>
+      <w:footerReference w:type="default" r:id="rId11"/>
       <w:pgSz w:w="12240" w:h="15840"/>
       <w:pgMar w:top="1440" w:right="1440" w:bottom="1440" w:left="1440" w:header="720" w:footer="720" w:gutter="0"/>
       <w:pgNumType w:start="1"/>
@@ -1846,16 +2959,6 @@
   <w:p>
     <w:pPr>
       <w:pStyle w:val="a5"/>
-    </w:pPr>
-  </w:p>
-</w:ftr>
-</file>
-
-<file path=word/footer2.xml><?xml version="1.0" encoding="utf-8"?>
-<w:ftr xmlns:wpc="http://schemas.microsoft.com/office/word/2010/wordprocessingCanvas" xmlns:cx="http://schemas.microsoft.com/office/drawing/2014/chartex" xmlns:cx1="http://schemas.microsoft.com/office/drawing/2015/9/8/chartex" xmlns:cx2="http://schemas.microsoft.com/office/drawing/2015/10/21/chartex" xmlns:cx3="http://schemas.microsoft.com/office/drawing/2016/5/9/chartex" xmlns:cx4="http://schemas.microsoft.com/office/drawing/2016/5/10/chartex" xmlns:cx5="http://schemas.microsoft.com/office/drawing/2016/5/11/chartex" xmlns:cx6="http://schemas.microsoft.com/office/drawing/2016/5/12/chartex" xmlns:cx7="http://schemas.microsoft.com/office/drawing/2016/5/13/chartex" xmlns:cx8="http://schemas.microsoft.com/office/drawing/2016/5/14/chartex" xmlns:mc="http://schemas.openxmlformats.org/markup-compatibility/2006" xmlns:aink="http://schemas.microsoft.com/office/drawing/2016/ink" xmlns:am3d="http://schemas.microsoft.com/office/drawing/2017/model3d" xmlns:o="urn:schemas-microsoft-com:office:office" xmlns:r="http://schemas.openxmlformats.org/officeDocument/2006/relationships" xmlns:m="http://schemas.openxmlformats.org/officeDocument/2006/math" xmlns:v="urn:schemas-microsoft-com:vml" xmlns:wp14="http://schemas.microsoft.com/office/word/2010/wordprocessingDrawing" xmlns:wp="http://schemas.openxmlformats.org/drawingml/2006/wordprocessingDrawing" xmlns:w10="urn:schemas-microsoft-com:office:word" xmlns:w="http://schemas.openxmlformats.org/wordprocessingml/2006/main" xmlns:w14="http://schemas.microsoft.com/office/word/2010/wordml" xmlns:w15="http://schemas.microsoft.com/office/word/2012/wordml" xmlns:w16cid="http://schemas.microsoft.com/office/word/2016/wordml/cid" xmlns:w16se="http://schemas.microsoft.com/office/word/2015/wordml/symex" xmlns:wpg="http://schemas.microsoft.com/office/word/2010/wordprocessingGroup" xmlns:wpi="http://schemas.microsoft.com/office/word/2010/wordprocessingInk" xmlns:wne="http://schemas.microsoft.com/office/word/2006/wordml" xmlns:wps="http://schemas.microsoft.com/office/word/2010/wordprocessingShape" mc:Ignorable="w14 w15 w16se w16cid wp14">
-  <w:p>
-    <w:pPr>
-      <w:pStyle w:val="a5"/>
       <w:jc w:val="center"/>
     </w:pPr>
     <w:r>
@@ -1919,7 +3022,7 @@
         <w:noProof/>
         <w:sz w:val="20"/>
       </w:rPr>
-      <w:t>39</w:t>
+      <w:t>6</w:t>
     </w:r>
     <w:r>
       <w:rPr>
@@ -1976,6 +3079,64 @@
     </w:lvl>
   </w:abstractNum>
   <w:abstractNum w:abstractNumId="1" w15:restartNumberingAfterBreak="0">
+    <w:nsid w:val="59DA4D75"/>
+    <w:multiLevelType w:val="multilevel"/>
+    <w:tmpl w:val="70526D6A"/>
+    <w:lvl w:ilvl="0">
+      <w:start w:val="1"/>
+      <w:numFmt w:val="bullet"/>
+      <w:lvlText w:val="●"/>
+      <w:lvlJc w:val="left"/>
+      <w:pPr>
+        <w:ind w:left="482" w:hanging="482"/>
+      </w:pPr>
+    </w:lvl>
+    <w:lvl w:ilvl="1">
+      <w:start w:val="1"/>
+      <w:numFmt w:val="bullet"/>
+      <w:lvlText w:val="●"/>
+      <w:lvlJc w:val="left"/>
+      <w:pPr>
+        <w:ind w:left="1440" w:hanging="480"/>
+      </w:pPr>
+    </w:lvl>
+    <w:lvl w:ilvl="2">
+      <w:numFmt w:val="decimal"/>
+      <w:lvlText w:val=""/>
+      <w:lvlJc w:val="left"/>
+    </w:lvl>
+    <w:lvl w:ilvl="3">
+      <w:numFmt w:val="decimal"/>
+      <w:lvlText w:val=""/>
+      <w:lvlJc w:val="left"/>
+    </w:lvl>
+    <w:lvl w:ilvl="4">
+      <w:numFmt w:val="decimal"/>
+      <w:lvlText w:val=""/>
+      <w:lvlJc w:val="left"/>
+    </w:lvl>
+    <w:lvl w:ilvl="5">
+      <w:numFmt w:val="decimal"/>
+      <w:lvlText w:val=""/>
+      <w:lvlJc w:val="left"/>
+    </w:lvl>
+    <w:lvl w:ilvl="6">
+      <w:numFmt w:val="decimal"/>
+      <w:lvlText w:val=""/>
+      <w:lvlJc w:val="left"/>
+    </w:lvl>
+    <w:lvl w:ilvl="7">
+      <w:numFmt w:val="decimal"/>
+      <w:lvlText w:val=""/>
+      <w:lvlJc w:val="left"/>
+    </w:lvl>
+    <w:lvl w:ilvl="8">
+      <w:numFmt w:val="decimal"/>
+      <w:lvlText w:val=""/>
+      <w:lvlJc w:val="left"/>
+    </w:lvl>
+  </w:abstractNum>
+  <w:abstractNum w:abstractNumId="2" w15:restartNumberingAfterBreak="0">
     <w:nsid w:val="7CDE1FC3"/>
     <w:multiLevelType w:val="hybridMultilevel"/>
     <w:tmpl w:val="7EACF0CE"/>
@@ -2039,17 +3200,6 @@
       <w:lvlJc w:val="left"/>
     </w:lvl>
   </w:abstractNum>
-  <w:abstractNum w:abstractNumId="900">
-    <w:lvl w:ilvl="0">
-      <w:start w:val="1"/>
-      <w:numFmt w:val="bullet"/>
-      <w:lvlText w:val="●"/>
-      <w:lvlJc w:val="left"/>
-      <w:pPr>
-        <w:ind w:left="482" w:hanging="482"/>
-      </w:pPr>
-    </w:lvl>
-  </w:abstractNum>
   <w:num w:numId="1">
     <w:abstractNumId w:val="0"/>
     <w:lvlOverride w:ilvl="0">
@@ -2069,7 +3219,7 @@
     </w:lvlOverride>
   </w:num>
   <w:num w:numId="4">
-    <w:abstractNumId w:val="1"/>
+    <w:abstractNumId w:val="2"/>
     <w:lvlOverride w:ilvl="0">
       <w:startOverride w:val="1"/>
     </w:lvlOverride>
@@ -2266,10 +3416,10 @@
       <w:startOverride w:val="1"/>
     </w:lvlOverride>
   </w:num>
+  <w:num w:numId="37">
+    <w:abstractNumId w:val="1"/>
+  </w:num>
   <w:numIdMacAtCleanup w:val="36"/>
-  <w:num w:numId="900">
-    <w:abstractNumId w:val="900"/>
-  </w:num>
 </w:numbering>
 </file>
 
@@ -14035,7 +15185,7 @@
 </file>
 
 <file path=customXml/itemProps1.xml><?xml version="1.0" encoding="utf-8"?>
-<ds:datastoreItem xmlns:ds="http://schemas.openxmlformats.org/officeDocument/2006/customXml" ds:itemID="{F5433768-CC8D-4AF3-B2C9-4B3C2D302557}">
+<ds:datastoreItem xmlns:ds="http://schemas.openxmlformats.org/officeDocument/2006/customXml" ds:itemID="{B6957211-4633-4B4D-9AC6-7E2FF06C0282}">
   <ds:schemaRefs>
     <ds:schemaRef ds:uri="http://schemas.openxmlformats.org/officeDocument/2006/bibliography"/>
   </ds:schemaRefs>
